--- a/lessons/9-2/downloads/reveal/teacher/9.2-session-1-prerequisite-practice-a.docx
+++ b/lessons/9-2/downloads/reveal/teacher/9.2-session-1-prerequisite-practice-a.docx
@@ -15,10 +15,28 @@
         <w:rPr>
           <w:rFonts w:ascii="Avenir Next" w:hAnsi="Avenir Next" w:cs="Avenir Next" w:eastAsia="Avenir Next"/>
           <w:color w:val="1A1A1A"/>
+          <w:sz w:val="22"/>
+          <w:szCs w:val="20"/>
+        </w:rPr>
+        <w:t xml:space="preserve">Name</w:t>
+      </w:r>
+      <w:r>
+        <w:rPr>
+          <w:rFonts w:ascii="Avenir Next" w:hAnsi="Avenir Next" w:cs="Avenir Next" w:eastAsia="Avenir Next"/>
+          <w:color w:val="1A1A1A"/>
           <w:sz w:val="20"/>
           <w:szCs w:val="20"/>
         </w:rPr>
-        <w:t xml:space="preserve">Name</w:t>
+        <w:tab/>
+      </w:r>
+      <w:r>
+        <w:rPr>
+          <w:rFonts w:ascii="Avenir Next" w:hAnsi="Avenir Next" w:cs="Avenir Next" w:eastAsia="Avenir Next"/>
+          <w:color w:val="1A1A1A"/>
+          <w:sz w:val="22"/>
+          <w:szCs w:val="20"/>
+        </w:rPr>
+        <w:t xml:space="preserve">   Date</w:t>
       </w:r>
       <w:r>
         <w:rPr>
@@ -33,25 +51,7 @@
         <w:rPr>
           <w:rFonts w:ascii="Avenir Next" w:hAnsi="Avenir Next" w:cs="Avenir Next" w:eastAsia="Avenir Next"/>
           <w:color w:val="1A1A1A"/>
-          <w:sz w:val="20"/>
-          <w:szCs w:val="20"/>
-        </w:rPr>
-        <w:t xml:space="preserve">   Date</w:t>
-      </w:r>
-      <w:r>
-        <w:rPr>
-          <w:rFonts w:ascii="Avenir Next" w:hAnsi="Avenir Next" w:cs="Avenir Next" w:eastAsia="Avenir Next"/>
-          <w:color w:val="1A1A1A"/>
-          <w:sz w:val="20"/>
-          <w:szCs w:val="20"/>
-        </w:rPr>
-        <w:tab/>
-      </w:r>
-      <w:r>
-        <w:rPr>
-          <w:rFonts w:ascii="Avenir Next" w:hAnsi="Avenir Next" w:cs="Avenir Next" w:eastAsia="Avenir Next"/>
-          <w:color w:val="1A1A1A"/>
-          <w:sz w:val="20"/>
+          <w:sz w:val="22"/>
           <w:szCs w:val="20"/>
         </w:rPr>
         <w:t xml:space="preserve">   Period</w:t>
@@ -78,7 +78,7 @@
           <w:caps/>
           <w:color w:val="003A70"/>
           <w:spacing w:val="12"/>
-          <w:sz w:val="19"/>
+          <w:sz w:val="22"/>
           <w:szCs w:val="19"/>
         </w:rPr>
         <w:t xml:space="preserve">Lesson 9-2  ·  Session 1  ·  Prerequisite Practice A  ·  Skill 1 of 2</w:t>
@@ -86,6 +86,7 @@
     </w:p>
     <w:p>
       <w:pPr>
+        <w:pStyle w:val="Heading1"/>
         <w:keepNext/>
         <w:spacing w:before="0" w:after="10" w:line="240" w:lineRule="auto"/>
       </w:pPr>
@@ -111,7 +112,7 @@
         <w:rPr>
           <w:rFonts w:ascii="Avenir Next" w:hAnsi="Avenir Next" w:cs="Avenir Next" w:eastAsia="Avenir Next"/>
           <w:color w:val="5A5F66"/>
-          <w:sz w:val="17"/>
+          <w:sz w:val="22"/>
           <w:szCs w:val="17"/>
         </w:rPr>
         <w:t xml:space="preserve">Builds on Grade 4 · 4.NBT.B.5</w:t>
@@ -154,6 +155,7 @@
           </w:tcPr>
           <w:p>
             <w:pPr>
+              <w:pStyle w:val="Heading2"/>
               <w:spacing w:before="0" w:after="0" w:line="252" w:lineRule="auto"/>
             </w:pPr>
             <w:r>
@@ -183,7 +185,7 @@
               <w:rPr>
                 <w:rFonts w:ascii="Avenir Next" w:hAnsi="Avenir Next" w:cs="Avenir Next" w:eastAsia="Avenir Next"/>
                 <w:color w:val="1A1A1A"/>
-                <w:sz w:val="20"/>
+                <w:sz w:val="22"/>
                 <w:szCs w:val="20"/>
               </w:rPr>
               <w:t xml:space="preserve">You will write the pair for 5 rows of 18 seeds: (5, 90).</w:t>
@@ -203,6 +205,7 @@
           </w:tcPr>
           <w:p>
             <w:pPr>
+              <w:pStyle w:val="Heading2"/>
               <w:spacing w:before="0" w:after="0" w:line="252" w:lineRule="auto"/>
             </w:pPr>
             <w:r>
@@ -232,7 +235,7 @@
               <w:rPr>
                 <w:rFonts w:ascii="Avenir Next" w:hAnsi="Avenir Next" w:cs="Avenir Next" w:eastAsia="Avenir Next"/>
                 <w:color w:val="1A1A1A"/>
-                <w:sz w:val="20"/>
+                <w:sz w:val="22"/>
                 <w:szCs w:val="20"/>
               </w:rPr>
               <w:t xml:space="preserve">Multiply a two-digit number by a one-digit number, like 18 × 5.  </w:t>
@@ -242,7 +245,7 @@
                 <w:rFonts w:ascii="Avenir Next" w:hAnsi="Avenir Next" w:cs="Avenir Next" w:eastAsia="Avenir Next"/>
                 <w:b/>
                 <w:color w:val="1A1A1A"/>
-                <w:sz w:val="20"/>
+                <w:sz w:val="22"/>
                 <w:szCs w:val="20"/>
               </w:rPr>
               <w:t xml:space="preserve">You will use it in Practice Form A, problems 3 and 6.</w:t>
@@ -253,6 +256,7 @@
     </w:tbl>
     <w:p>
       <w:pPr>
+        <w:pStyle w:val="Heading2"/>
         <w:keepNext/>
         <w:pBdr>
           <w:bottom w:val="single" w:sz="8" w:space="3" w:color="003A70"/>
@@ -268,7 +272,7 @@
           <w:b/>
           <w:color w:val="003A70"/>
           <w:spacing w:val="14"/>
-          <w:sz w:val="19"/>
+          <w:sz w:val="22"/>
           <w:szCs w:val="19"/>
         </w:rPr>
         <w:t xml:space="preserve">STEPS TO FOLLOW</w:t>
@@ -287,7 +291,7 @@
           <w:rFonts w:ascii="Avenir Next" w:hAnsi="Avenir Next" w:cs="Avenir Next" w:eastAsia="Avenir Next"/>
           <w:i/>
           <w:color w:val="5A5F66"/>
-          <w:sz w:val="17"/>
+          <w:sz w:val="22"/>
           <w:szCs w:val="17"/>
         </w:rPr>
         <w:t xml:space="preserve">use these same steps on every problem</w:t>
@@ -329,6 +333,7 @@
           </w:tcPr>
           <w:p>
             <w:pPr>
+              <w:pStyle w:val="Heading1"/>
               <w:spacing w:before="0" w:after="0" w:line="240" w:lineRule="auto"/>
               <w:jc w:val="center"/>
             </w:pPr>
@@ -358,7 +363,7 @@
                 <w:rFonts w:ascii="Avenir Next" w:hAnsi="Avenir Next" w:cs="Avenir Next" w:eastAsia="Avenir Next"/>
                 <w:b/>
                 <w:color w:val="1A1A1A"/>
-                <w:sz w:val="21"/>
+                <w:sz w:val="22"/>
                 <w:szCs w:val="21"/>
               </w:rPr>
               <w:t xml:space="preserve">Split</w:t>
@@ -367,7 +372,7 @@
               <w:rPr>
                 <w:rFonts w:ascii="Avenir Next" w:hAnsi="Avenir Next" w:cs="Avenir Next" w:eastAsia="Avenir Next"/>
                 <w:color w:val="1A1A1A"/>
-                <w:sz w:val="21"/>
+                <w:sz w:val="22"/>
                 <w:szCs w:val="21"/>
               </w:rPr>
               <w:t xml:space="preserve"> the two-digit number into tens and ones.</w:t>
@@ -386,6 +391,7 @@
           </w:tcPr>
           <w:p>
             <w:pPr>
+              <w:pStyle w:val="Heading1"/>
               <w:spacing w:before="0" w:after="0" w:line="240" w:lineRule="auto"/>
               <w:jc w:val="center"/>
             </w:pPr>
@@ -415,7 +421,7 @@
                 <w:rFonts w:ascii="Avenir Next" w:hAnsi="Avenir Next" w:cs="Avenir Next" w:eastAsia="Avenir Next"/>
                 <w:b/>
                 <w:color w:val="1A1A1A"/>
-                <w:sz w:val="21"/>
+                <w:sz w:val="22"/>
                 <w:szCs w:val="21"/>
               </w:rPr>
               <w:t xml:space="preserve">Multiply</w:t>
@@ -424,7 +430,7 @@
               <w:rPr>
                 <w:rFonts w:ascii="Avenir Next" w:hAnsi="Avenir Next" w:cs="Avenir Next" w:eastAsia="Avenir Next"/>
                 <w:color w:val="1A1A1A"/>
-                <w:sz w:val="21"/>
+                <w:sz w:val="22"/>
                 <w:szCs w:val="21"/>
               </w:rPr>
               <w:t xml:space="preserve"> each part by the one-digit number.</w:t>
@@ -443,6 +449,7 @@
           </w:tcPr>
           <w:p>
             <w:pPr>
+              <w:pStyle w:val="Heading1"/>
               <w:spacing w:before="0" w:after="0" w:line="240" w:lineRule="auto"/>
               <w:jc w:val="center"/>
             </w:pPr>
@@ -472,7 +479,7 @@
                 <w:rFonts w:ascii="Avenir Next" w:hAnsi="Avenir Next" w:cs="Avenir Next" w:eastAsia="Avenir Next"/>
                 <w:b/>
                 <w:color w:val="1A1A1A"/>
-                <w:sz w:val="21"/>
+                <w:sz w:val="22"/>
                 <w:szCs w:val="21"/>
               </w:rPr>
               <w:t xml:space="preserve">Add</w:t>
@@ -481,7 +488,7 @@
               <w:rPr>
                 <w:rFonts w:ascii="Avenir Next" w:hAnsi="Avenir Next" w:cs="Avenir Next" w:eastAsia="Avenir Next"/>
                 <w:color w:val="1A1A1A"/>
-                <w:sz w:val="21"/>
+                <w:sz w:val="22"/>
                 <w:szCs w:val="21"/>
               </w:rPr>
               <w:t xml:space="preserve"> the two products.</w:t>
@@ -492,6 +499,7 @@
     </w:tbl>
     <w:p>
       <w:pPr>
+        <w:pStyle w:val="Heading2"/>
         <w:keepNext/>
         <w:pBdr>
           <w:bottom w:val="single" w:sz="8" w:space="3" w:color="003A70"/>
@@ -507,7 +515,7 @@
           <w:b/>
           <w:color w:val="003A70"/>
           <w:spacing w:val="14"/>
-          <w:sz w:val="19"/>
+          <w:sz w:val="22"/>
           <w:szCs w:val="19"/>
         </w:rPr>
         <w:t xml:space="preserve">WATCH ME</w:t>
@@ -526,7 +534,7 @@
           <w:rFonts w:ascii="Avenir Next" w:hAnsi="Avenir Next" w:cs="Avenir Next" w:eastAsia="Avenir Next"/>
           <w:i/>
           <w:color w:val="5A5F66"/>
-          <w:sz w:val="17"/>
+          <w:sz w:val="22"/>
           <w:szCs w:val="17"/>
         </w:rPr>
         <w:t xml:space="preserve">the steps in action</w:t>
@@ -541,7 +549,7 @@
           <w:rFonts w:ascii="Avenir Next" w:hAnsi="Avenir Next" w:cs="Avenir Next" w:eastAsia="Avenir Next"/>
           <w:b/>
           <w:color w:val="1A1A1A"/>
-          <w:sz w:val="21"/>
+          <w:sz w:val="22"/>
           <w:szCs w:val="21"/>
         </w:rPr>
         <w:t xml:space="preserve">18 × 7</w:t>
@@ -560,25 +568,25 @@
           <w:rFonts w:ascii="Avenir Next" w:hAnsi="Avenir Next" w:cs="Avenir Next" w:eastAsia="Avenir Next"/>
           <w:b/>
           <w:color w:val="003A70"/>
+          <w:sz w:val="22"/>
+          <w:szCs w:val="19"/>
+        </w:rPr>
+        <w:t xml:space="preserve">Step 1</w:t>
+      </w:r>
+      <w:r>
+        <w:rPr>
+          <w:rFonts w:ascii="Avenir Next" w:hAnsi="Avenir Next" w:cs="Avenir Next" w:eastAsia="Avenir Next"/>
+          <w:color w:val="1A1A1A"/>
           <w:sz w:val="19"/>
           <w:szCs w:val="19"/>
         </w:rPr>
-        <w:t xml:space="preserve">Step 1</w:t>
-      </w:r>
-      <w:r>
-        <w:rPr>
-          <w:rFonts w:ascii="Avenir Next" w:hAnsi="Avenir Next" w:cs="Avenir Next" w:eastAsia="Avenir Next"/>
-          <w:color w:val="1A1A1A"/>
-          <w:sz w:val="19"/>
-          <w:szCs w:val="19"/>
-        </w:rPr>
         <w:tab/>
       </w:r>
       <w:r>
         <w:rPr>
           <w:rFonts w:ascii="Avenir Next" w:hAnsi="Avenir Next" w:cs="Avenir Next" w:eastAsia="Avenir Next"/>
           <w:color w:val="1A1A1A"/>
-          <w:sz w:val="21"/>
+          <w:sz w:val="22"/>
           <w:szCs w:val="21"/>
         </w:rPr>
         <w:t xml:space="preserve">18 = 10 + 8</w:t>
@@ -597,25 +605,25 @@
           <w:rFonts w:ascii="Avenir Next" w:hAnsi="Avenir Next" w:cs="Avenir Next" w:eastAsia="Avenir Next"/>
           <w:b/>
           <w:color w:val="003A70"/>
+          <w:sz w:val="22"/>
+          <w:szCs w:val="19"/>
+        </w:rPr>
+        <w:t xml:space="preserve">Step 2</w:t>
+      </w:r>
+      <w:r>
+        <w:rPr>
+          <w:rFonts w:ascii="Avenir Next" w:hAnsi="Avenir Next" w:cs="Avenir Next" w:eastAsia="Avenir Next"/>
+          <w:color w:val="1A1A1A"/>
           <w:sz w:val="19"/>
           <w:szCs w:val="19"/>
         </w:rPr>
-        <w:t xml:space="preserve">Step 2</w:t>
-      </w:r>
-      <w:r>
-        <w:rPr>
-          <w:rFonts w:ascii="Avenir Next" w:hAnsi="Avenir Next" w:cs="Avenir Next" w:eastAsia="Avenir Next"/>
-          <w:color w:val="1A1A1A"/>
-          <w:sz w:val="19"/>
-          <w:szCs w:val="19"/>
-        </w:rPr>
         <w:tab/>
       </w:r>
       <w:r>
         <w:rPr>
           <w:rFonts w:ascii="Avenir Next" w:hAnsi="Avenir Next" w:cs="Avenir Next" w:eastAsia="Avenir Next"/>
           <w:color w:val="1A1A1A"/>
-          <w:sz w:val="21"/>
+          <w:sz w:val="22"/>
           <w:szCs w:val="21"/>
         </w:rPr>
         <w:t xml:space="preserve">10 × 7 = 70.  8 × 7 = 56.</w:t>
@@ -634,25 +642,25 @@
           <w:rFonts w:ascii="Avenir Next" w:hAnsi="Avenir Next" w:cs="Avenir Next" w:eastAsia="Avenir Next"/>
           <w:b/>
           <w:color w:val="003A70"/>
+          <w:sz w:val="22"/>
+          <w:szCs w:val="19"/>
+        </w:rPr>
+        <w:t xml:space="preserve">Step 3</w:t>
+      </w:r>
+      <w:r>
+        <w:rPr>
+          <w:rFonts w:ascii="Avenir Next" w:hAnsi="Avenir Next" w:cs="Avenir Next" w:eastAsia="Avenir Next"/>
+          <w:color w:val="1A1A1A"/>
           <w:sz w:val="19"/>
           <w:szCs w:val="19"/>
         </w:rPr>
-        <w:t xml:space="preserve">Step 3</w:t>
-      </w:r>
-      <w:r>
-        <w:rPr>
-          <w:rFonts w:ascii="Avenir Next" w:hAnsi="Avenir Next" w:cs="Avenir Next" w:eastAsia="Avenir Next"/>
-          <w:color w:val="1A1A1A"/>
-          <w:sz w:val="19"/>
-          <w:szCs w:val="19"/>
-        </w:rPr>
         <w:tab/>
       </w:r>
       <w:r>
         <w:rPr>
           <w:rFonts w:ascii="Avenir Next" w:hAnsi="Avenir Next" w:cs="Avenir Next" w:eastAsia="Avenir Next"/>
           <w:color w:val="1A1A1A"/>
-          <w:sz w:val="21"/>
+          <w:sz w:val="22"/>
           <w:szCs w:val="21"/>
         </w:rPr>
         <w:t xml:space="preserve">70 + 56 = 126</w:t>
@@ -671,18 +679,18 @@
           <w:rFonts w:ascii="Avenir Next" w:hAnsi="Avenir Next" w:cs="Avenir Next" w:eastAsia="Avenir Next"/>
           <w:b/>
           <w:color w:val="1A1A1A"/>
+          <w:sz w:val="22"/>
+          <w:szCs w:val="21"/>
+        </w:rPr>
+        <w:t xml:space="preserve">Answer</w:t>
+      </w:r>
+      <w:r>
+        <w:rPr>
+          <w:rFonts w:ascii="Avenir Next" w:hAnsi="Avenir Next" w:cs="Avenir Next" w:eastAsia="Avenir Next"/>
+          <w:color w:val="1A1A1A"/>
           <w:sz w:val="21"/>
           <w:szCs w:val="21"/>
         </w:rPr>
-        <w:t xml:space="preserve">Answer</w:t>
-      </w:r>
-      <w:r>
-        <w:rPr>
-          <w:rFonts w:ascii="Avenir Next" w:hAnsi="Avenir Next" w:cs="Avenir Next" w:eastAsia="Avenir Next"/>
-          <w:color w:val="1A1A1A"/>
-          <w:sz w:val="21"/>
-          <w:szCs w:val="21"/>
-        </w:rPr>
         <w:tab/>
       </w:r>
       <w:r>
@@ -690,7 +698,7 @@
           <w:rFonts w:ascii="Avenir Next" w:hAnsi="Avenir Next" w:cs="Avenir Next" w:eastAsia="Avenir Next"/>
           <w:b/>
           <w:color w:val="1A1A1A"/>
-          <w:sz w:val="21"/>
+          <w:sz w:val="22"/>
           <w:szCs w:val="21"/>
         </w:rPr>
         <w:t xml:space="preserve">126</w:t>
@@ -698,6 +706,7 @@
     </w:p>
     <w:p>
       <w:pPr>
+        <w:pStyle w:val="Heading2"/>
         <w:keepNext/>
         <w:pBdr>
           <w:bottom w:val="single" w:sz="8" w:space="3" w:color="003A70"/>
@@ -713,7 +722,7 @@
           <w:b/>
           <w:color w:val="003A70"/>
           <w:spacing w:val="14"/>
-          <w:sz w:val="19"/>
+          <w:sz w:val="22"/>
           <w:szCs w:val="19"/>
         </w:rPr>
         <w:t xml:space="preserve">TRY IT WITH HELP</w:t>
@@ -732,7 +741,7 @@
           <w:rFonts w:ascii="Avenir Next" w:hAnsi="Avenir Next" w:cs="Avenir Next" w:eastAsia="Avenir Next"/>
           <w:i/>
           <w:color w:val="5A5F66"/>
-          <w:sz w:val="17"/>
+          <w:sz w:val="22"/>
           <w:szCs w:val="17"/>
         </w:rPr>
         <w:t xml:space="preserve">fill in each step</w:t>
@@ -790,25 +799,25 @@
           <w:rFonts w:ascii="Avenir Next" w:hAnsi="Avenir Next" w:cs="Avenir Next" w:eastAsia="Avenir Next"/>
           <w:b/>
           <w:color w:val="003A70"/>
+          <w:sz w:val="22"/>
+          <w:szCs w:val="18"/>
+        </w:rPr>
+        <w:t xml:space="preserve">Step 1</w:t>
+      </w:r>
+      <w:r>
+        <w:rPr>
+          <w:rFonts w:ascii="Avenir Next" w:hAnsi="Avenir Next" w:cs="Avenir Next" w:eastAsia="Avenir Next"/>
+          <w:color w:val="1A1A1A"/>
           <w:sz w:val="18"/>
           <w:szCs w:val="18"/>
         </w:rPr>
-        <w:t xml:space="preserve">Step 1</w:t>
-      </w:r>
-      <w:r>
-        <w:rPr>
-          <w:rFonts w:ascii="Avenir Next" w:hAnsi="Avenir Next" w:cs="Avenir Next" w:eastAsia="Avenir Next"/>
-          <w:color w:val="1A1A1A"/>
-          <w:sz w:val="18"/>
-          <w:szCs w:val="18"/>
-        </w:rPr>
         <w:tab/>
       </w:r>
       <w:r>
         <w:rPr>
           <w:rFonts w:ascii="Avenir Next" w:hAnsi="Avenir Next" w:cs="Avenir Next" w:eastAsia="Avenir Next"/>
           <w:color w:val="1A1A1A"/>
-          <w:sz w:val="21"/>
+          <w:sz w:val="22"/>
           <w:szCs w:val="21"/>
         </w:rPr>
         <w:t xml:space="preserve">16 = 10 + </w:t>
@@ -838,25 +847,25 @@
           <w:rFonts w:ascii="Avenir Next" w:hAnsi="Avenir Next" w:cs="Avenir Next" w:eastAsia="Avenir Next"/>
           <w:b/>
           <w:color w:val="003A70"/>
+          <w:sz w:val="22"/>
+          <w:szCs w:val="18"/>
+        </w:rPr>
+        <w:t xml:space="preserve">Step 2</w:t>
+      </w:r>
+      <w:r>
+        <w:rPr>
+          <w:rFonts w:ascii="Avenir Next" w:hAnsi="Avenir Next" w:cs="Avenir Next" w:eastAsia="Avenir Next"/>
+          <w:color w:val="1A1A1A"/>
           <w:sz w:val="18"/>
           <w:szCs w:val="18"/>
         </w:rPr>
-        <w:t xml:space="preserve">Step 2</w:t>
-      </w:r>
-      <w:r>
-        <w:rPr>
-          <w:rFonts w:ascii="Avenir Next" w:hAnsi="Avenir Next" w:cs="Avenir Next" w:eastAsia="Avenir Next"/>
-          <w:color w:val="1A1A1A"/>
-          <w:sz w:val="18"/>
-          <w:szCs w:val="18"/>
-        </w:rPr>
         <w:tab/>
       </w:r>
       <w:r>
         <w:rPr>
           <w:rFonts w:ascii="Avenir Next" w:hAnsi="Avenir Next" w:cs="Avenir Next" w:eastAsia="Avenir Next"/>
           <w:color w:val="1A1A1A"/>
-          <w:sz w:val="21"/>
+          <w:sz w:val="22"/>
           <w:szCs w:val="21"/>
         </w:rPr>
         <w:t xml:space="preserve">10 × 5 = </w:t>
@@ -875,7 +884,7 @@
         <w:rPr>
           <w:rFonts w:ascii="Avenir Next" w:hAnsi="Avenir Next" w:cs="Avenir Next" w:eastAsia="Avenir Next"/>
           <w:color w:val="1A1A1A"/>
-          <w:sz w:val="21"/>
+          <w:sz w:val="22"/>
           <w:szCs w:val="21"/>
         </w:rPr>
         <w:t xml:space="preserve">.  6 × 5 = </w:t>
@@ -894,7 +903,7 @@
         <w:rPr>
           <w:rFonts w:ascii="Avenir Next" w:hAnsi="Avenir Next" w:cs="Avenir Next" w:eastAsia="Avenir Next"/>
           <w:color w:val="1A1A1A"/>
-          <w:sz w:val="21"/>
+          <w:sz w:val="22"/>
           <w:szCs w:val="21"/>
         </w:rPr>
         <w:t xml:space="preserve">.</w:t>
@@ -914,25 +923,25 @@
           <w:rFonts w:ascii="Avenir Next" w:hAnsi="Avenir Next" w:cs="Avenir Next" w:eastAsia="Avenir Next"/>
           <w:b/>
           <w:color w:val="003A70"/>
+          <w:sz w:val="22"/>
+          <w:szCs w:val="18"/>
+        </w:rPr>
+        <w:t xml:space="preserve">Step 3</w:t>
+      </w:r>
+      <w:r>
+        <w:rPr>
+          <w:rFonts w:ascii="Avenir Next" w:hAnsi="Avenir Next" w:cs="Avenir Next" w:eastAsia="Avenir Next"/>
+          <w:color w:val="1A1A1A"/>
           <w:sz w:val="18"/>
           <w:szCs w:val="18"/>
         </w:rPr>
-        <w:t xml:space="preserve">Step 3</w:t>
-      </w:r>
-      <w:r>
-        <w:rPr>
-          <w:rFonts w:ascii="Avenir Next" w:hAnsi="Avenir Next" w:cs="Avenir Next" w:eastAsia="Avenir Next"/>
-          <w:color w:val="1A1A1A"/>
-          <w:sz w:val="18"/>
-          <w:szCs w:val="18"/>
-        </w:rPr>
         <w:tab/>
       </w:r>
       <w:r>
         <w:rPr>
           <w:rFonts w:ascii="Avenir Next" w:hAnsi="Avenir Next" w:cs="Avenir Next" w:eastAsia="Avenir Next"/>
           <w:color w:val="1A1A1A"/>
-          <w:sz w:val="21"/>
+          <w:sz w:val="22"/>
           <w:szCs w:val="21"/>
         </w:rPr>
         <w:t xml:space="preserve">50 + 30 = </w:t>
@@ -1005,25 +1014,25 @@
           <w:rFonts w:ascii="Avenir Next" w:hAnsi="Avenir Next" w:cs="Avenir Next" w:eastAsia="Avenir Next"/>
           <w:b/>
           <w:color w:val="003A70"/>
+          <w:sz w:val="22"/>
+          <w:szCs w:val="18"/>
+        </w:rPr>
+        <w:t xml:space="preserve">Step 1</w:t>
+      </w:r>
+      <w:r>
+        <w:rPr>
+          <w:rFonts w:ascii="Avenir Next" w:hAnsi="Avenir Next" w:cs="Avenir Next" w:eastAsia="Avenir Next"/>
+          <w:color w:val="1A1A1A"/>
           <w:sz w:val="18"/>
           <w:szCs w:val="18"/>
         </w:rPr>
-        <w:t xml:space="preserve">Step 1</w:t>
-      </w:r>
-      <w:r>
-        <w:rPr>
-          <w:rFonts w:ascii="Avenir Next" w:hAnsi="Avenir Next" w:cs="Avenir Next" w:eastAsia="Avenir Next"/>
-          <w:color w:val="1A1A1A"/>
-          <w:sz w:val="18"/>
-          <w:szCs w:val="18"/>
-        </w:rPr>
         <w:tab/>
       </w:r>
       <w:r>
         <w:rPr>
           <w:rFonts w:ascii="Avenir Next" w:hAnsi="Avenir Next" w:cs="Avenir Next" w:eastAsia="Avenir Next"/>
           <w:color w:val="1A1A1A"/>
-          <w:sz w:val="21"/>
+          <w:sz w:val="22"/>
           <w:szCs w:val="21"/>
         </w:rPr>
         <w:t xml:space="preserve">45 = </w:t>
@@ -1042,7 +1051,7 @@
         <w:rPr>
           <w:rFonts w:ascii="Avenir Next" w:hAnsi="Avenir Next" w:cs="Avenir Next" w:eastAsia="Avenir Next"/>
           <w:color w:val="1A1A1A"/>
-          <w:sz w:val="21"/>
+          <w:sz w:val="22"/>
           <w:szCs w:val="21"/>
         </w:rPr>
         <w:t xml:space="preserve"> + 5</w:t>
@@ -1062,25 +1071,25 @@
           <w:rFonts w:ascii="Avenir Next" w:hAnsi="Avenir Next" w:cs="Avenir Next" w:eastAsia="Avenir Next"/>
           <w:b/>
           <w:color w:val="003A70"/>
+          <w:sz w:val="22"/>
+          <w:szCs w:val="18"/>
+        </w:rPr>
+        <w:t xml:space="preserve">Step 2</w:t>
+      </w:r>
+      <w:r>
+        <w:rPr>
+          <w:rFonts w:ascii="Avenir Next" w:hAnsi="Avenir Next" w:cs="Avenir Next" w:eastAsia="Avenir Next"/>
+          <w:color w:val="1A1A1A"/>
           <w:sz w:val="18"/>
           <w:szCs w:val="18"/>
         </w:rPr>
-        <w:t xml:space="preserve">Step 2</w:t>
-      </w:r>
-      <w:r>
-        <w:rPr>
-          <w:rFonts w:ascii="Avenir Next" w:hAnsi="Avenir Next" w:cs="Avenir Next" w:eastAsia="Avenir Next"/>
-          <w:color w:val="1A1A1A"/>
-          <w:sz w:val="18"/>
-          <w:szCs w:val="18"/>
-        </w:rPr>
         <w:tab/>
       </w:r>
       <w:r>
         <w:rPr>
           <w:rFonts w:ascii="Avenir Next" w:hAnsi="Avenir Next" w:cs="Avenir Next" w:eastAsia="Avenir Next"/>
           <w:color w:val="1A1A1A"/>
-          <w:sz w:val="21"/>
+          <w:sz w:val="22"/>
           <w:szCs w:val="21"/>
         </w:rPr>
         <w:t xml:space="preserve">40 × 3 = </w:t>
@@ -1099,7 +1108,7 @@
         <w:rPr>
           <w:rFonts w:ascii="Avenir Next" w:hAnsi="Avenir Next" w:cs="Avenir Next" w:eastAsia="Avenir Next"/>
           <w:color w:val="1A1A1A"/>
-          <w:sz w:val="21"/>
+          <w:sz w:val="22"/>
           <w:szCs w:val="21"/>
         </w:rPr>
         <w:t xml:space="preserve">.  5 × 3 = </w:t>
@@ -1118,7 +1127,7 @@
         <w:rPr>
           <w:rFonts w:ascii="Avenir Next" w:hAnsi="Avenir Next" w:cs="Avenir Next" w:eastAsia="Avenir Next"/>
           <w:color w:val="1A1A1A"/>
-          <w:sz w:val="21"/>
+          <w:sz w:val="22"/>
           <w:szCs w:val="21"/>
         </w:rPr>
         <w:t xml:space="preserve">.</w:t>
@@ -1138,25 +1147,25 @@
           <w:rFonts w:ascii="Avenir Next" w:hAnsi="Avenir Next" w:cs="Avenir Next" w:eastAsia="Avenir Next"/>
           <w:b/>
           <w:color w:val="003A70"/>
+          <w:sz w:val="22"/>
+          <w:szCs w:val="18"/>
+        </w:rPr>
+        <w:t xml:space="preserve">Step 3</w:t>
+      </w:r>
+      <w:r>
+        <w:rPr>
+          <w:rFonts w:ascii="Avenir Next" w:hAnsi="Avenir Next" w:cs="Avenir Next" w:eastAsia="Avenir Next"/>
+          <w:color w:val="1A1A1A"/>
           <w:sz w:val="18"/>
           <w:szCs w:val="18"/>
         </w:rPr>
-        <w:t xml:space="preserve">Step 3</w:t>
-      </w:r>
-      <w:r>
-        <w:rPr>
-          <w:rFonts w:ascii="Avenir Next" w:hAnsi="Avenir Next" w:cs="Avenir Next" w:eastAsia="Avenir Next"/>
-          <w:color w:val="1A1A1A"/>
-          <w:sz w:val="18"/>
-          <w:szCs w:val="18"/>
-        </w:rPr>
         <w:tab/>
       </w:r>
       <w:r>
         <w:rPr>
           <w:rFonts w:ascii="Avenir Next" w:hAnsi="Avenir Next" w:cs="Avenir Next" w:eastAsia="Avenir Next"/>
           <w:color w:val="1A1A1A"/>
-          <w:sz w:val="21"/>
+          <w:sz w:val="22"/>
           <w:szCs w:val="21"/>
         </w:rPr>
         <w:t xml:space="preserve">120 + 15 = </w:t>
@@ -1179,6 +1188,7 @@
     </w:p>
     <w:p>
       <w:pPr>
+        <w:pStyle w:val="Heading2"/>
         <w:keepNext/>
         <w:pBdr>
           <w:bottom w:val="single" w:sz="8" w:space="3" w:color="003A70"/>
@@ -1194,7 +1204,7 @@
           <w:b/>
           <w:color w:val="003A70"/>
           <w:spacing w:val="14"/>
-          <w:sz w:val="19"/>
+          <w:sz w:val="22"/>
           <w:szCs w:val="19"/>
         </w:rPr>
         <w:t xml:space="preserve">YOUR TURN</w:t>
@@ -1213,7 +1223,7 @@
           <w:rFonts w:ascii="Avenir Next" w:hAnsi="Avenir Next" w:cs="Avenir Next" w:eastAsia="Avenir Next"/>
           <w:i/>
           <w:color w:val="5A5F66"/>
-          <w:sz w:val="17"/>
+          <w:sz w:val="22"/>
           <w:szCs w:val="17"/>
         </w:rPr>
         <w:t xml:space="preserve">use the steps on your own</w:t>
@@ -1385,7 +1395,7 @@
                       <w:szCs w:val="22"/>
                       <w:u w:val="single"/>
                     </w:rPr>
-                    <w:t xml:space="preserve">      </w:t>
+                    <w:t xml:space="preserve">          </w:t>
                   </w:r>
                 </w:p>
               </w:tc>
@@ -1447,7 +1457,7 @@
                       <w:szCs w:val="22"/>
                       <w:u w:val="single"/>
                     </w:rPr>
-                    <w:t xml:space="preserve">      </w:t>
+                    <w:t xml:space="preserve">          </w:t>
                   </w:r>
                 </w:p>
               </w:tc>
@@ -1509,7 +1519,7 @@
                       <w:szCs w:val="22"/>
                       <w:u w:val="single"/>
                     </w:rPr>
-                    <w:t xml:space="preserve">      </w:t>
+                    <w:t xml:space="preserve">          </w:t>
                   </w:r>
                 </w:p>
               </w:tc>
@@ -1577,7 +1587,7 @@
                       <w:szCs w:val="22"/>
                       <w:u w:val="single"/>
                     </w:rPr>
-                    <w:t xml:space="preserve">      </w:t>
+                    <w:t xml:space="preserve">          </w:t>
                   </w:r>
                 </w:p>
               </w:tc>
@@ -1639,7 +1649,7 @@
                       <w:szCs w:val="22"/>
                       <w:u w:val="single"/>
                     </w:rPr>
-                    <w:t xml:space="preserve">      </w:t>
+                    <w:t xml:space="preserve">          </w:t>
                   </w:r>
                 </w:p>
               </w:tc>
@@ -1701,7 +1711,7 @@
                       <w:szCs w:val="22"/>
                       <w:u w:val="single"/>
                     </w:rPr>
-                    <w:t xml:space="preserve">      </w:t>
+                    <w:t xml:space="preserve">          </w:t>
                   </w:r>
                 </w:p>
               </w:tc>
@@ -1724,7 +1734,7 @@
       <w:pPr>
         <w:pageBreakBefore/>
         <w:keepNext/>
-        <w:spacing w:before="0" w:after="12" w:line="264" w:lineRule="auto"/>
+        <w:spacing w:before="0" w:after="6" w:line="240" w:lineRule="auto"/>
       </w:pPr>
       <w:r>
         <w:rPr>
@@ -1733,7 +1743,7 @@
           <w:caps/>
           <w:color w:val="003A70"/>
           <w:spacing w:val="12"/>
-          <w:sz w:val="19"/>
+          <w:sz w:val="22"/>
           <w:szCs w:val="19"/>
         </w:rPr>
         <w:t xml:space="preserve">Lesson 9-2  ·  Session 1  ·  Prerequisite Practice A  ·  Skill 2 of 2</w:t>
@@ -1741,8 +1751,9 @@
     </w:p>
     <w:p>
       <w:pPr>
+        <w:pStyle w:val="Heading1"/>
         <w:keepNext/>
-        <w:spacing w:before="0" w:after="10" w:line="240" w:lineRule="auto"/>
+        <w:spacing w:before="0" w:after="5" w:line="240" w:lineRule="auto"/>
       </w:pPr>
       <w:r>
         <w:rPr>
@@ -1760,13 +1771,13 @@
         <w:pBdr>
           <w:bottom w:val="single" w:sz="4" w:space="5" w:color="C9CDD2"/>
         </w:pBdr>
-        <w:spacing w:before="0" w:after="60" w:line="264" w:lineRule="auto"/>
+        <w:spacing w:before="0" w:after="30" w:line="240" w:lineRule="auto"/>
       </w:pPr>
       <w:r>
         <w:rPr>
           <w:rFonts w:ascii="Avenir Next" w:hAnsi="Avenir Next" w:cs="Avenir Next" w:eastAsia="Avenir Next"/>
           <w:color w:val="5A5F66"/>
-          <w:sz w:val="17"/>
+          <w:sz w:val="22"/>
           <w:szCs w:val="17"/>
         </w:rPr>
         <w:t xml:space="preserve">Builds on Grade 5 · 5.G.A.2</w:t>
@@ -1809,7 +1820,8 @@
           </w:tcPr>
           <w:p>
             <w:pPr>
-              <w:spacing w:before="0" w:after="0" w:line="252" w:lineRule="auto"/>
+              <w:pStyle w:val="Heading2"/>
+              <w:spacing w:before="0" w:after="0" w:line="240" w:lineRule="auto"/>
             </w:pPr>
             <w:r>
               <w:rPr>
@@ -1832,13 +1844,13 @@
           </w:tcPr>
           <w:p>
             <w:pPr>
-              <w:spacing w:before="0" w:after="0" w:line="264" w:lineRule="auto"/>
-            </w:pPr>
-            <w:r>
-              <w:rPr>
-                <w:rFonts w:ascii="Avenir Next" w:hAnsi="Avenir Next" w:cs="Avenir Next" w:eastAsia="Avenir Next"/>
-                <w:color w:val="1A1A1A"/>
-                <w:sz w:val="20"/>
+              <w:spacing w:before="0" w:after="0" w:line="240" w:lineRule="auto"/>
+            </w:pPr>
+            <w:r>
+              <w:rPr>
+                <w:rFonts w:ascii="Avenir Next" w:hAnsi="Avenir Next" w:cs="Avenir Next" w:eastAsia="Avenir Next"/>
+                <w:color w:val="1A1A1A"/>
+                <w:sz w:val="22"/>
                 <w:szCs w:val="20"/>
               </w:rPr>
               <w:t xml:space="preserve">You will plot (5, 45) on a grid where the </w:t>
@@ -1848,7 +1860,7 @@
                 <w:rFonts w:ascii="Avenir Next" w:hAnsi="Avenir Next" w:cs="Avenir Next" w:eastAsia="Avenir Next"/>
                 <w:i/>
                 <w:color w:val="1A1A1A"/>
-                <w:sz w:val="20"/>
+                <w:sz w:val="22"/>
                 <w:szCs w:val="20"/>
               </w:rPr>
               <w:t xml:space="preserve">y</w:t>
@@ -1857,7 +1869,7 @@
               <w:rPr>
                 <w:rFonts w:ascii="Avenir Next" w:hAnsi="Avenir Next" w:cs="Avenir Next" w:eastAsia="Avenir Next"/>
                 <w:color w:val="1A1A1A"/>
-                <w:sz w:val="20"/>
+                <w:sz w:val="22"/>
                 <w:szCs w:val="20"/>
               </w:rPr>
               <w:t xml:space="preserve">-axis counts by 5s.</w:t>
@@ -1877,7 +1889,8 @@
           </w:tcPr>
           <w:p>
             <w:pPr>
-              <w:spacing w:before="0" w:after="0" w:line="252" w:lineRule="auto"/>
+              <w:pStyle w:val="Heading2"/>
+              <w:spacing w:before="0" w:after="0" w:line="240" w:lineRule="auto"/>
             </w:pPr>
             <w:r>
               <w:rPr>
@@ -1900,13 +1913,13 @@
           </w:tcPr>
           <w:p>
             <w:pPr>
-              <w:spacing w:before="0" w:after="0" w:line="264" w:lineRule="auto"/>
-            </w:pPr>
-            <w:r>
-              <w:rPr>
-                <w:rFonts w:ascii="Avenir Next" w:hAnsi="Avenir Next" w:cs="Avenir Next" w:eastAsia="Avenir Next"/>
-                <w:color w:val="1A1A1A"/>
-                <w:sz w:val="20"/>
+              <w:spacing w:before="0" w:after="0" w:line="240" w:lineRule="auto"/>
+            </w:pPr>
+            <w:r>
+              <w:rPr>
+                <w:rFonts w:ascii="Avenir Next" w:hAnsi="Avenir Next" w:cs="Avenir Next" w:eastAsia="Avenir Next"/>
+                <w:color w:val="1A1A1A"/>
+                <w:sz w:val="22"/>
                 <w:szCs w:val="20"/>
               </w:rPr>
               <w:t xml:space="preserve">Find how many spaces up to go when each space counts by more than 1.  </w:t>
@@ -1916,7 +1929,7 @@
                 <w:rFonts w:ascii="Avenir Next" w:hAnsi="Avenir Next" w:cs="Avenir Next" w:eastAsia="Avenir Next"/>
                 <w:b/>
                 <w:color w:val="1A1A1A"/>
-                <w:sz w:val="20"/>
+                <w:sz w:val="22"/>
                 <w:szCs w:val="20"/>
               </w:rPr>
               <w:t xml:space="preserve">You will use it in Practice Form A, problems 2 and 5.</w:t>
@@ -1927,6 +1940,7 @@
     </w:tbl>
     <w:p>
       <w:pPr>
+        <w:pStyle w:val="Heading2"/>
         <w:keepNext/>
         <w:pBdr>
           <w:bottom w:val="single" w:sz="8" w:space="3" w:color="003A70"/>
@@ -1934,7 +1948,7 @@
         <w:tabs>
           <w:tab w:val="right" w:pos="9504"/>
         </w:tabs>
-        <w:spacing w:before="50" w:after="36" w:line="240" w:lineRule="auto"/>
+        <w:spacing w:before="25" w:after="18" w:line="240" w:lineRule="auto"/>
       </w:pPr>
       <w:r>
         <w:rPr>
@@ -1942,7 +1956,7 @@
           <w:b/>
           <w:color w:val="003A70"/>
           <w:spacing w:val="14"/>
-          <w:sz w:val="19"/>
+          <w:sz w:val="22"/>
           <w:szCs w:val="19"/>
         </w:rPr>
         <w:t xml:space="preserve">STEPS TO FOLLOW</w:t>
@@ -1961,7 +1975,7 @@
           <w:rFonts w:ascii="Avenir Next" w:hAnsi="Avenir Next" w:cs="Avenir Next" w:eastAsia="Avenir Next"/>
           <w:i/>
           <w:color w:val="5A5F66"/>
-          <w:sz w:val="17"/>
+          <w:sz w:val="22"/>
           <w:szCs w:val="17"/>
         </w:rPr>
         <w:t xml:space="preserve">use these same steps on every problem</w:t>
@@ -2003,6 +2017,7 @@
           </w:tcPr>
           <w:p>
             <w:pPr>
+              <w:pStyle w:val="Heading1"/>
               <w:spacing w:before="0" w:after="0" w:line="240" w:lineRule="auto"/>
               <w:jc w:val="center"/>
             </w:pPr>
@@ -2025,13 +2040,13 @@
           </w:tcPr>
           <w:p>
             <w:pPr>
-              <w:spacing w:before="0" w:after="0" w:line="264" w:lineRule="auto"/>
-            </w:pPr>
-            <w:r>
-              <w:rPr>
-                <w:rFonts w:ascii="Avenir Next" w:hAnsi="Avenir Next" w:cs="Avenir Next" w:eastAsia="Avenir Next"/>
-                <w:color w:val="1A1A1A"/>
-                <w:sz w:val="21"/>
+              <w:spacing w:before="0" w:after="0" w:line="240" w:lineRule="auto"/>
+            </w:pPr>
+            <w:r>
+              <w:rPr>
+                <w:rFonts w:ascii="Avenir Next" w:hAnsi="Avenir Next" w:cs="Avenir Next" w:eastAsia="Avenir Next"/>
+                <w:color w:val="1A1A1A"/>
+                <w:sz w:val="22"/>
                 <w:szCs w:val="21"/>
               </w:rPr>
               <w:t xml:space="preserve">Find the </w:t>
@@ -2041,7 +2056,7 @@
                 <w:rFonts w:ascii="Avenir Next" w:hAnsi="Avenir Next" w:cs="Avenir Next" w:eastAsia="Avenir Next"/>
                 <w:b/>
                 <w:color w:val="1A1A1A"/>
-                <w:sz w:val="21"/>
+                <w:sz w:val="22"/>
                 <w:szCs w:val="21"/>
               </w:rPr>
               <w:t xml:space="preserve">step</w:t>
@@ -2050,7 +2065,7 @@
               <w:rPr>
                 <w:rFonts w:ascii="Avenir Next" w:hAnsi="Avenir Next" w:cs="Avenir Next" w:eastAsia="Avenir Next"/>
                 <w:color w:val="1A1A1A"/>
-                <w:sz w:val="21"/>
+                <w:sz w:val="22"/>
                 <w:szCs w:val="21"/>
               </w:rPr>
               <w:t xml:space="preserve">: how much one space up is worth.</w:t>
@@ -2069,6 +2084,7 @@
           </w:tcPr>
           <w:p>
             <w:pPr>
+              <w:pStyle w:val="Heading1"/>
               <w:spacing w:before="0" w:after="0" w:line="240" w:lineRule="auto"/>
               <w:jc w:val="center"/>
             </w:pPr>
@@ -2091,13 +2107,13 @@
           </w:tcPr>
           <w:p>
             <w:pPr>
-              <w:spacing w:before="0" w:after="0" w:line="264" w:lineRule="auto"/>
-            </w:pPr>
-            <w:r>
-              <w:rPr>
-                <w:rFonts w:ascii="Avenir Next" w:hAnsi="Avenir Next" w:cs="Avenir Next" w:eastAsia="Avenir Next"/>
-                <w:color w:val="1A1A1A"/>
-                <w:sz w:val="21"/>
+              <w:spacing w:before="0" w:after="0" w:line="240" w:lineRule="auto"/>
+            </w:pPr>
+            <w:r>
+              <w:rPr>
+                <w:rFonts w:ascii="Avenir Next" w:hAnsi="Avenir Next" w:cs="Avenir Next" w:eastAsia="Avenir Next"/>
+                <w:color w:val="1A1A1A"/>
+                <w:sz w:val="22"/>
                 <w:szCs w:val="21"/>
               </w:rPr>
               <w:t xml:space="preserve">Go </w:t>
@@ -2107,7 +2123,7 @@
                 <w:rFonts w:ascii="Avenir Next" w:hAnsi="Avenir Next" w:cs="Avenir Next" w:eastAsia="Avenir Next"/>
                 <w:b/>
                 <w:color w:val="1A1A1A"/>
-                <w:sz w:val="21"/>
+                <w:sz w:val="22"/>
                 <w:szCs w:val="21"/>
               </w:rPr>
               <w:t xml:space="preserve">across</w:t>
@@ -2116,7 +2132,7 @@
               <w:rPr>
                 <w:rFonts w:ascii="Avenir Next" w:hAnsi="Avenir Next" w:cs="Avenir Next" w:eastAsia="Avenir Next"/>
                 <w:color w:val="1A1A1A"/>
-                <w:sz w:val="21"/>
+                <w:sz w:val="22"/>
                 <w:szCs w:val="21"/>
               </w:rPr>
               <w:t xml:space="preserve"> to the </w:t>
@@ -2126,7 +2142,7 @@
                 <w:rFonts w:ascii="Avenir Next" w:hAnsi="Avenir Next" w:cs="Avenir Next" w:eastAsia="Avenir Next"/>
                 <w:i/>
                 <w:color w:val="1A1A1A"/>
-                <w:sz w:val="21"/>
+                <w:sz w:val="22"/>
                 <w:szCs w:val="21"/>
               </w:rPr>
               <w:t xml:space="preserve">x</w:t>
@@ -2135,7 +2151,7 @@
               <w:rPr>
                 <w:rFonts w:ascii="Avenir Next" w:hAnsi="Avenir Next" w:cs="Avenir Next" w:eastAsia="Avenir Next"/>
                 <w:color w:val="1A1A1A"/>
-                <w:sz w:val="21"/>
+                <w:sz w:val="22"/>
                 <w:szCs w:val="21"/>
               </w:rPr>
               <w:t xml:space="preserve">-value.</w:t>
@@ -2154,6 +2170,7 @@
           </w:tcPr>
           <w:p>
             <w:pPr>
+              <w:pStyle w:val="Heading1"/>
               <w:spacing w:before="0" w:after="0" w:line="240" w:lineRule="auto"/>
               <w:jc w:val="center"/>
             </w:pPr>
@@ -2176,14 +2193,14 @@
           </w:tcPr>
           <w:p>
             <w:pPr>
-              <w:spacing w:before="0" w:after="0" w:line="264" w:lineRule="auto"/>
+              <w:spacing w:before="0" w:after="0" w:line="240" w:lineRule="auto"/>
             </w:pPr>
             <w:r>
               <w:rPr>
                 <w:rFonts w:ascii="Avenir Next" w:hAnsi="Avenir Next" w:cs="Avenir Next" w:eastAsia="Avenir Next"/>
                 <w:b/>
                 <w:color w:val="1A1A1A"/>
-                <w:sz w:val="21"/>
+                <w:sz w:val="22"/>
                 <w:szCs w:val="21"/>
               </w:rPr>
               <w:t xml:space="preserve">Divide</w:t>
@@ -2192,7 +2209,7 @@
               <w:rPr>
                 <w:rFonts w:ascii="Avenir Next" w:hAnsi="Avenir Next" w:cs="Avenir Next" w:eastAsia="Avenir Next"/>
                 <w:color w:val="1A1A1A"/>
-                <w:sz w:val="21"/>
+                <w:sz w:val="22"/>
                 <w:szCs w:val="21"/>
               </w:rPr>
               <w:t xml:space="preserve"> the </w:t>
@@ -2202,7 +2219,7 @@
                 <w:rFonts w:ascii="Avenir Next" w:hAnsi="Avenir Next" w:cs="Avenir Next" w:eastAsia="Avenir Next"/>
                 <w:i/>
                 <w:color w:val="1A1A1A"/>
-                <w:sz w:val="21"/>
+                <w:sz w:val="22"/>
                 <w:szCs w:val="21"/>
               </w:rPr>
               <w:t xml:space="preserve">y</w:t>
@@ -2211,7 +2228,7 @@
               <w:rPr>
                 <w:rFonts w:ascii="Avenir Next" w:hAnsi="Avenir Next" w:cs="Avenir Next" w:eastAsia="Avenir Next"/>
                 <w:color w:val="1A1A1A"/>
-                <w:sz w:val="21"/>
+                <w:sz w:val="22"/>
                 <w:szCs w:val="21"/>
               </w:rPr>
               <w:t xml:space="preserve">-value by the step. Go up that many spaces.</w:t>
@@ -2222,6 +2239,7 @@
     </w:tbl>
     <w:p>
       <w:pPr>
+        <w:pStyle w:val="Heading2"/>
         <w:keepNext/>
         <w:pBdr>
           <w:bottom w:val="single" w:sz="8" w:space="3" w:color="003A70"/>
@@ -2229,7 +2247,7 @@
         <w:tabs>
           <w:tab w:val="right" w:pos="9504"/>
         </w:tabs>
-        <w:spacing w:before="50" w:after="36" w:line="240" w:lineRule="auto"/>
+        <w:spacing w:before="25" w:after="18" w:line="240" w:lineRule="auto"/>
       </w:pPr>
       <w:r>
         <w:rPr>
@@ -2237,7 +2255,7 @@
           <w:b/>
           <w:color w:val="003A70"/>
           <w:spacing w:val="14"/>
-          <w:sz w:val="19"/>
+          <w:sz w:val="22"/>
           <w:szCs w:val="19"/>
         </w:rPr>
         <w:t xml:space="preserve">WATCH ME</w:t>
@@ -2256,7 +2274,7 @@
           <w:rFonts w:ascii="Avenir Next" w:hAnsi="Avenir Next" w:cs="Avenir Next" w:eastAsia="Avenir Next"/>
           <w:i/>
           <w:color w:val="5A5F66"/>
-          <w:sz w:val="17"/>
+          <w:sz w:val="22"/>
           <w:szCs w:val="17"/>
         </w:rPr>
         <w:t xml:space="preserve">the steps in action</w:t>
@@ -2298,14 +2316,14 @@
           </w:tcPr>
           <w:p>
             <w:pPr>
-              <w:spacing w:before="0" w:after="40" w:line="264" w:lineRule="auto"/>
+              <w:spacing w:before="0" w:after="20" w:line="240" w:lineRule="auto"/>
             </w:pPr>
             <w:r>
               <w:rPr>
                 <w:rFonts w:ascii="Avenir Next" w:hAnsi="Avenir Next" w:cs="Avenir Next" w:eastAsia="Avenir Next"/>
                 <w:b/>
                 <w:color w:val="1A1A1A"/>
-                <w:sz w:val="21"/>
+                <w:sz w:val="22"/>
                 <w:szCs w:val="21"/>
               </w:rPr>
               <w:t xml:space="preserve">Plot (3, 60). The </w:t>
@@ -2316,7 +2334,7 @@
                 <w:b/>
                 <w:i/>
                 <w:color w:val="1A1A1A"/>
-                <w:sz w:val="21"/>
+                <w:sz w:val="22"/>
                 <w:szCs w:val="21"/>
               </w:rPr>
               <w:t xml:space="preserve">y</w:t>
@@ -2326,7 +2344,7 @@
                 <w:rFonts w:ascii="Avenir Next" w:hAnsi="Avenir Next" w:cs="Avenir Next" w:eastAsia="Avenir Next"/>
                 <w:b/>
                 <w:color w:val="1A1A1A"/>
-                <w:sz w:val="21"/>
+                <w:sz w:val="22"/>
                 <w:szCs w:val="21"/>
               </w:rPr>
               <w:t xml:space="preserve">-axis counts by 20s.</w:t>
@@ -2337,7 +2355,7 @@
               <w:tabs>
                 <w:tab w:val="left" w:pos="950"/>
               </w:tabs>
-              <w:spacing w:before="0" w:after="24" w:line="256" w:lineRule="auto"/>
+              <w:spacing w:before="0" w:after="12" w:line="240" w:lineRule="auto"/>
               <w:ind w:left="950" w:hanging="950"/>
             </w:pPr>
             <w:r>
@@ -2345,25 +2363,25 @@
                 <w:rFonts w:ascii="Avenir Next" w:hAnsi="Avenir Next" w:cs="Avenir Next" w:eastAsia="Avenir Next"/>
                 <w:b/>
                 <w:color w:val="003A70"/>
+                <w:sz w:val="22"/>
+                <w:szCs w:val="19"/>
+              </w:rPr>
+              <w:t xml:space="preserve">Step 1</w:t>
+            </w:r>
+            <w:r>
+              <w:rPr>
+                <w:rFonts w:ascii="Avenir Next" w:hAnsi="Avenir Next" w:cs="Avenir Next" w:eastAsia="Avenir Next"/>
+                <w:color w:val="1A1A1A"/>
                 <w:sz w:val="19"/>
                 <w:szCs w:val="19"/>
               </w:rPr>
-              <w:t xml:space="preserve">Step 1</w:t>
-            </w:r>
-            <w:r>
-              <w:rPr>
-                <w:rFonts w:ascii="Avenir Next" w:hAnsi="Avenir Next" w:cs="Avenir Next" w:eastAsia="Avenir Next"/>
-                <w:color w:val="1A1A1A"/>
-                <w:sz w:val="19"/>
-                <w:szCs w:val="19"/>
-              </w:rPr>
               <w:tab/>
             </w:r>
             <w:r>
               <w:rPr>
                 <w:rFonts w:ascii="Avenir Next" w:hAnsi="Avenir Next" w:cs="Avenir Next" w:eastAsia="Avenir Next"/>
                 <w:color w:val="1A1A1A"/>
-                <w:sz w:val="21"/>
+                <w:sz w:val="22"/>
                 <w:szCs w:val="21"/>
               </w:rPr>
               <w:t xml:space="preserve">One space up is 20.</w:t>
@@ -2374,7 +2392,7 @@
               <w:tabs>
                 <w:tab w:val="left" w:pos="950"/>
               </w:tabs>
-              <w:spacing w:before="0" w:after="24" w:line="256" w:lineRule="auto"/>
+              <w:spacing w:before="0" w:after="12" w:line="240" w:lineRule="auto"/>
               <w:ind w:left="950" w:hanging="950"/>
             </w:pPr>
             <w:r>
@@ -2382,25 +2400,25 @@
                 <w:rFonts w:ascii="Avenir Next" w:hAnsi="Avenir Next" w:cs="Avenir Next" w:eastAsia="Avenir Next"/>
                 <w:b/>
                 <w:color w:val="003A70"/>
+                <w:sz w:val="22"/>
+                <w:szCs w:val="19"/>
+              </w:rPr>
+              <w:t xml:space="preserve">Step 2</w:t>
+            </w:r>
+            <w:r>
+              <w:rPr>
+                <w:rFonts w:ascii="Avenir Next" w:hAnsi="Avenir Next" w:cs="Avenir Next" w:eastAsia="Avenir Next"/>
+                <w:color w:val="1A1A1A"/>
                 <w:sz w:val="19"/>
                 <w:szCs w:val="19"/>
               </w:rPr>
-              <w:t xml:space="preserve">Step 2</w:t>
-            </w:r>
-            <w:r>
-              <w:rPr>
-                <w:rFonts w:ascii="Avenir Next" w:hAnsi="Avenir Next" w:cs="Avenir Next" w:eastAsia="Avenir Next"/>
-                <w:color w:val="1A1A1A"/>
-                <w:sz w:val="19"/>
-                <w:szCs w:val="19"/>
-              </w:rPr>
               <w:tab/>
             </w:r>
             <w:r>
               <w:rPr>
                 <w:rFonts w:ascii="Avenir Next" w:hAnsi="Avenir Next" w:cs="Avenir Next" w:eastAsia="Avenir Next"/>
                 <w:color w:val="1A1A1A"/>
-                <w:sz w:val="21"/>
+                <w:sz w:val="22"/>
                 <w:szCs w:val="21"/>
               </w:rPr>
               <w:t xml:space="preserve">Go across to 3.</w:t>
@@ -2411,7 +2429,7 @@
               <w:tabs>
                 <w:tab w:val="left" w:pos="950"/>
               </w:tabs>
-              <w:spacing w:before="0" w:after="24" w:line="256" w:lineRule="auto"/>
+              <w:spacing w:before="0" w:after="12" w:line="240" w:lineRule="auto"/>
               <w:ind w:left="950" w:hanging="950"/>
             </w:pPr>
             <w:r>
@@ -2419,25 +2437,25 @@
                 <w:rFonts w:ascii="Avenir Next" w:hAnsi="Avenir Next" w:cs="Avenir Next" w:eastAsia="Avenir Next"/>
                 <w:b/>
                 <w:color w:val="003A70"/>
+                <w:sz w:val="22"/>
+                <w:szCs w:val="19"/>
+              </w:rPr>
+              <w:t xml:space="preserve">Step 3</w:t>
+            </w:r>
+            <w:r>
+              <w:rPr>
+                <w:rFonts w:ascii="Avenir Next" w:hAnsi="Avenir Next" w:cs="Avenir Next" w:eastAsia="Avenir Next"/>
+                <w:color w:val="1A1A1A"/>
                 <w:sz w:val="19"/>
                 <w:szCs w:val="19"/>
               </w:rPr>
-              <w:t xml:space="preserve">Step 3</w:t>
-            </w:r>
-            <w:r>
-              <w:rPr>
-                <w:rFonts w:ascii="Avenir Next" w:hAnsi="Avenir Next" w:cs="Avenir Next" w:eastAsia="Avenir Next"/>
-                <w:color w:val="1A1A1A"/>
-                <w:sz w:val="19"/>
-                <w:szCs w:val="19"/>
-              </w:rPr>
               <w:tab/>
             </w:r>
             <w:r>
               <w:rPr>
                 <w:rFonts w:ascii="Avenir Next" w:hAnsi="Avenir Next" w:cs="Avenir Next" w:eastAsia="Avenir Next"/>
                 <w:color w:val="1A1A1A"/>
-                <w:sz w:val="21"/>
+                <w:sz w:val="22"/>
                 <w:szCs w:val="21"/>
               </w:rPr>
               <w:t xml:space="preserve">60 ÷ 20 = 3. Go up 3 spaces.</w:t>
@@ -2448,26 +2466,26 @@
               <w:tabs>
                 <w:tab w:val="left" w:pos="950"/>
               </w:tabs>
-              <w:spacing w:before="20" w:after="0" w:line="256" w:lineRule="auto"/>
+              <w:spacing w:before="10" w:after="0" w:line="240" w:lineRule="auto"/>
               <w:ind w:left="950" w:hanging="950"/>
             </w:pPr>
             <w:r>
               <w:rPr>
                 <w:rFonts w:ascii="Avenir Next" w:hAnsi="Avenir Next" w:cs="Avenir Next" w:eastAsia="Avenir Next"/>
                 <w:b/>
+                <w:color w:val="1A1A1A"/>
+                <w:sz w:val="22"/>
+                <w:szCs w:val="21"/>
+              </w:rPr>
+              <w:t xml:space="preserve">Answer</w:t>
+            </w:r>
+            <w:r>
+              <w:rPr>
+                <w:rFonts w:ascii="Avenir Next" w:hAnsi="Avenir Next" w:cs="Avenir Next" w:eastAsia="Avenir Next"/>
                 <w:color w:val="1A1A1A"/>
                 <w:sz w:val="21"/>
                 <w:szCs w:val="21"/>
               </w:rPr>
-              <w:t xml:space="preserve">Answer</w:t>
-            </w:r>
-            <w:r>
-              <w:rPr>
-                <w:rFonts w:ascii="Avenir Next" w:hAnsi="Avenir Next" w:cs="Avenir Next" w:eastAsia="Avenir Next"/>
-                <w:color w:val="1A1A1A"/>
-                <w:sz w:val="21"/>
-                <w:szCs w:val="21"/>
-              </w:rPr>
               <w:tab/>
             </w:r>
             <w:r>
@@ -2475,7 +2493,7 @@
                 <w:rFonts w:ascii="Avenir Next" w:hAnsi="Avenir Next" w:cs="Avenir Next" w:eastAsia="Avenir Next"/>
                 <w:b/>
                 <w:color w:val="1A1A1A"/>
-                <w:sz w:val="21"/>
+                <w:sz w:val="22"/>
                 <w:szCs w:val="21"/>
               </w:rPr>
               <w:t xml:space="preserve">3 across, 3 spaces up</w:t>
@@ -2489,14 +2507,14 @@
           </w:tcPr>
           <w:p>
             <w:pPr>
-              <w:spacing w:before="0" w:after="0" w:line="264" w:lineRule="auto"/>
+              <w:spacing w:before="0" w:after="0" w:line="240" w:lineRule="auto"/>
               <w:jc w:val="right"/>
             </w:pPr>
             <w:r>
               <w:drawing>
                 <wp:inline distT="0" distB="0" distL="0" distR="0">
                   <wp:extent cx="1773936" cy="1371600"/>
-                  <wp:docPr id="1" name="Figure 1"/>
+                  <wp:docPr id="1" name="Figure 1" descr="Coordinate grid. Horizontal axis x: 0 to 5, ticks every 1. Vertical axis y: 0 to 100, ticks every 20. Points: x: 3; y: 60."/>
                   <a:graphic xmlns:a="http://schemas.openxmlformats.org/drawingml/2006/main">
                     <a:graphicData uri="http://schemas.openxmlformats.org/drawingml/2006/picture">
                       <pic:pic xmlns:pic="http://schemas.openxmlformats.org/drawingml/2006/picture">
@@ -2536,6 +2554,7 @@
     </w:p>
     <w:p>
       <w:pPr>
+        <w:pStyle w:val="Heading2"/>
         <w:keepNext/>
         <w:pBdr>
           <w:bottom w:val="single" w:sz="8" w:space="3" w:color="003A70"/>
@@ -2543,7 +2562,7 @@
         <w:tabs>
           <w:tab w:val="right" w:pos="9504"/>
         </w:tabs>
-        <w:spacing w:before="50" w:after="36" w:line="240" w:lineRule="auto"/>
+        <w:spacing w:before="25" w:after="18" w:line="240" w:lineRule="auto"/>
       </w:pPr>
       <w:r>
         <w:rPr>
@@ -2551,7 +2570,7 @@
           <w:b/>
           <w:color w:val="003A70"/>
           <w:spacing w:val="14"/>
-          <w:sz w:val="19"/>
+          <w:sz w:val="22"/>
           <w:szCs w:val="19"/>
         </w:rPr>
         <w:t xml:space="preserve">TRY IT WITH HELP</w:t>
@@ -2570,240 +2589,609 @@
           <w:rFonts w:ascii="Avenir Next" w:hAnsi="Avenir Next" w:cs="Avenir Next" w:eastAsia="Avenir Next"/>
           <w:i/>
           <w:color w:val="5A5F66"/>
-          <w:sz w:val="17"/>
+          <w:sz w:val="22"/>
           <w:szCs w:val="17"/>
         </w:rPr>
         <w:t xml:space="preserve">fill in each step</w:t>
       </w:r>
     </w:p>
-    <w:p>
-      <w:pPr>
-        <w:keepNext/>
-        <w:tabs>
-          <w:tab w:val="left" w:pos="432"/>
-        </w:tabs>
-        <w:spacing w:before="90" w:after="40" w:line="268" w:lineRule="auto"/>
-        <w:ind w:left="432" w:hanging="432"/>
-      </w:pPr>
-      <w:r>
-        <w:rPr>
-          <w:rFonts w:ascii="Avenir Next" w:hAnsi="Avenir Next" w:cs="Avenir Next" w:eastAsia="Avenir Next"/>
-          <w:b/>
-          <w:color w:val="1A1A1A"/>
-          <w:sz w:val="22"/>
-          <w:szCs w:val="22"/>
-        </w:rPr>
-        <w:t xml:space="preserve">4.</w:t>
-      </w:r>
-      <w:r>
-        <w:rPr>
-          <w:rFonts w:ascii="Avenir Next" w:hAnsi="Avenir Next" w:cs="Avenir Next" w:eastAsia="Avenir Next"/>
-          <w:color w:val="1A1A1A"/>
-          <w:sz w:val="22"/>
-          <w:szCs w:val="22"/>
-        </w:rPr>
-        <w:tab/>
-      </w:r>
-      <w:r>
-        <w:rPr>
-          <w:rFonts w:ascii="Avenir Next" w:hAnsi="Avenir Next" w:cs="Avenir Next" w:eastAsia="Avenir Next"/>
-          <w:color w:val="1A1A1A"/>
-          <w:sz w:val="22"/>
-          <w:szCs w:val="22"/>
-        </w:rPr>
-        <w:t xml:space="preserve">Plot (2, 40). The </w:t>
-      </w:r>
-      <w:r>
-        <w:rPr>
-          <w:rFonts w:ascii="Avenir Next" w:hAnsi="Avenir Next" w:cs="Avenir Next" w:eastAsia="Avenir Next"/>
-          <w:i/>
-          <w:color w:val="1A1A1A"/>
-          <w:sz w:val="22"/>
-          <w:szCs w:val="22"/>
-        </w:rPr>
-        <w:t xml:space="preserve">y</w:t>
-      </w:r>
-      <w:r>
-        <w:rPr>
-          <w:rFonts w:ascii="Avenir Next" w:hAnsi="Avenir Next" w:cs="Avenir Next" w:eastAsia="Avenir Next"/>
-          <w:color w:val="1A1A1A"/>
-          <w:sz w:val="22"/>
-          <w:szCs w:val="22"/>
-        </w:rPr>
-        <w:t xml:space="preserve">-axis counts by 10s.</w:t>
-      </w:r>
-    </w:p>
-    <w:p>
-      <w:pPr>
-        <w:keepNext/>
-        <w:tabs>
-          <w:tab w:val="left" w:pos="1300"/>
-        </w:tabs>
-        <w:spacing w:before="0" w:after="24" w:line="272" w:lineRule="auto"/>
-        <w:ind w:left="1300" w:hanging="868"/>
-      </w:pPr>
-      <w:r>
-        <w:rPr>
-          <w:rFonts w:ascii="Avenir Next" w:hAnsi="Avenir Next" w:cs="Avenir Next" w:eastAsia="Avenir Next"/>
-          <w:b/>
-          <w:color w:val="003A70"/>
-          <w:sz w:val="18"/>
-          <w:szCs w:val="18"/>
-        </w:rPr>
-        <w:t xml:space="preserve">Step 1</w:t>
-      </w:r>
-      <w:r>
-        <w:rPr>
-          <w:rFonts w:ascii="Avenir Next" w:hAnsi="Avenir Next" w:cs="Avenir Next" w:eastAsia="Avenir Next"/>
-          <w:color w:val="1A1A1A"/>
-          <w:sz w:val="18"/>
-          <w:szCs w:val="18"/>
-        </w:rPr>
-        <w:tab/>
-      </w:r>
-      <w:r>
-        <w:rPr>
-          <w:rFonts w:ascii="Avenir Next" w:hAnsi="Avenir Next" w:cs="Avenir Next" w:eastAsia="Avenir Next"/>
-          <w:color w:val="1A1A1A"/>
-          <w:sz w:val="21"/>
-          <w:szCs w:val="21"/>
-        </w:rPr>
-        <w:t xml:space="preserve">One space up is </w:t>
-      </w:r>
-      <w:r>
-        <w:rPr>
-          <w:rFonts w:ascii="Avenir Next" w:hAnsi="Avenir Next" w:cs="Avenir Next" w:eastAsia="Avenir Next"/>
-          <w:color w:val="1A1A1A"/>
-          <w:sz w:val="21"/>
-          <w:szCs w:val="21"/>
-          <w:u w:val="single"/>
-        </w:rPr>
-        <w:t xml:space="preserve">                </w:t>
-      </w:r>
-      <w:r>
-        <w:rPr>
-          <w:rFonts w:ascii="Avenir Next" w:hAnsi="Avenir Next" w:cs="Avenir Next" w:eastAsia="Avenir Next"/>
-          <w:color w:val="1A1A1A"/>
-          <w:sz w:val="21"/>
-          <w:szCs w:val="21"/>
-        </w:rPr>
-        <w:t xml:space="preserve">.</w:t>
-      </w:r>
-    </w:p>
-    <w:p>
-      <w:pPr>
-        <w:keepNext/>
-        <w:tabs>
-          <w:tab w:val="left" w:pos="1300"/>
-        </w:tabs>
-        <w:spacing w:before="0" w:after="24" w:line="272" w:lineRule="auto"/>
-        <w:ind w:left="1300" w:hanging="868"/>
-      </w:pPr>
-      <w:r>
-        <w:rPr>
-          <w:rFonts w:ascii="Avenir Next" w:hAnsi="Avenir Next" w:cs="Avenir Next" w:eastAsia="Avenir Next"/>
-          <w:b/>
-          <w:color w:val="003A70"/>
-          <w:sz w:val="18"/>
-          <w:szCs w:val="18"/>
-        </w:rPr>
-        <w:t xml:space="preserve">Step 2</w:t>
-      </w:r>
-      <w:r>
-        <w:rPr>
-          <w:rFonts w:ascii="Avenir Next" w:hAnsi="Avenir Next" w:cs="Avenir Next" w:eastAsia="Avenir Next"/>
-          <w:color w:val="1A1A1A"/>
-          <w:sz w:val="18"/>
-          <w:szCs w:val="18"/>
-        </w:rPr>
-        <w:tab/>
-      </w:r>
-      <w:r>
-        <w:rPr>
-          <w:rFonts w:ascii="Avenir Next" w:hAnsi="Avenir Next" w:cs="Avenir Next" w:eastAsia="Avenir Next"/>
-          <w:color w:val="1A1A1A"/>
-          <w:sz w:val="21"/>
-          <w:szCs w:val="21"/>
-        </w:rPr>
-        <w:t xml:space="preserve">Go across to </w:t>
-      </w:r>
-      <w:r>
-        <w:rPr>
-          <w:rFonts w:ascii="Avenir Next" w:hAnsi="Avenir Next" w:cs="Avenir Next" w:eastAsia="Avenir Next"/>
-          <w:color w:val="1A1A1A"/>
-          <w:sz w:val="21"/>
-          <w:szCs w:val="21"/>
-          <w:u w:val="single"/>
-        </w:rPr>
-        <w:t xml:space="preserve">                </w:t>
-      </w:r>
-      <w:r>
-        <w:rPr>
-          <w:rFonts w:ascii="Avenir Next" w:hAnsi="Avenir Next" w:cs="Avenir Next" w:eastAsia="Avenir Next"/>
-          <w:color w:val="1A1A1A"/>
-          <w:sz w:val="21"/>
-          <w:szCs w:val="21"/>
-        </w:rPr>
-        <w:t xml:space="preserve">.</w:t>
-      </w:r>
-    </w:p>
-    <w:p>
-      <w:pPr>
-        <w:keepNext/>
-        <w:tabs>
-          <w:tab w:val="left" w:pos="1300"/>
-        </w:tabs>
-        <w:spacing w:before="0" w:after="24" w:line="272" w:lineRule="auto"/>
-        <w:ind w:left="1300" w:hanging="868"/>
-      </w:pPr>
-      <w:r>
-        <w:rPr>
-          <w:rFonts w:ascii="Avenir Next" w:hAnsi="Avenir Next" w:cs="Avenir Next" w:eastAsia="Avenir Next"/>
-          <w:b/>
-          <w:color w:val="003A70"/>
-          <w:sz w:val="18"/>
-          <w:szCs w:val="18"/>
-        </w:rPr>
-        <w:t xml:space="preserve">Step 3</w:t>
-      </w:r>
-      <w:r>
-        <w:rPr>
-          <w:rFonts w:ascii="Avenir Next" w:hAnsi="Avenir Next" w:cs="Avenir Next" w:eastAsia="Avenir Next"/>
-          <w:color w:val="1A1A1A"/>
-          <w:sz w:val="18"/>
-          <w:szCs w:val="18"/>
-        </w:rPr>
-        <w:tab/>
-      </w:r>
-      <w:r>
-        <w:rPr>
-          <w:rFonts w:ascii="Avenir Next" w:hAnsi="Avenir Next" w:cs="Avenir Next" w:eastAsia="Avenir Next"/>
-          <w:color w:val="1A1A1A"/>
-          <w:sz w:val="21"/>
-          <w:szCs w:val="21"/>
-        </w:rPr>
-        <w:t xml:space="preserve">40 ÷ 10 = </w:t>
-      </w:r>
-      <w:r>
-        <w:rPr>
-          <w:rFonts w:ascii="Avenir Next" w:hAnsi="Avenir Next" w:cs="Avenir Next" w:eastAsia="Avenir Next"/>
-          <w:color w:val="1A1A1A"/>
-          <w:sz w:val="21"/>
-          <w:szCs w:val="21"/>
-          <w:u w:val="single"/>
-        </w:rPr>
-        <w:t xml:space="preserve">                </w:t>
-      </w:r>
-      <w:r>
-        <w:rPr>
-          <w:rFonts w:ascii="Avenir Next" w:hAnsi="Avenir Next" w:cs="Avenir Next" w:eastAsia="Avenir Next"/>
-          <w:color w:val="1A1A1A"/>
-          <w:sz w:val="21"/>
-          <w:szCs w:val="21"/>
-        </w:rPr>
-        <w:t xml:space="preserve">. Go up that many spaces.</w:t>
-      </w:r>
-    </w:p>
+    <w:tbl>
+      <w:tblPr>
+        <w:tblW w:w="9504" w:type="dxa"/>
+        <w:jc w:val="left"/>
+        <w:tblBorders>
+          <w:top w:val="nil"/>
+          <w:left w:val="nil"/>
+          <w:bottom w:val="nil"/>
+          <w:right w:val="nil"/>
+          <w:insideH w:val="nil"/>
+          <w:insideV w:val="nil"/>
+        </w:tblBorders>
+        <w:tblLayout w:type="fixed"/>
+        <w:tblCellMar>
+          <w:top w:w="0" w:type="dxa"/>
+          <w:left w:w="0" w:type="dxa"/>
+          <w:bottom w:w="0" w:type="dxa"/>
+          <w:right w:w="0" w:type="dxa"/>
+        </w:tblCellMar>
+        <w:tblLook w:val="0000" w:firstRow="0" w:lastRow="0" w:firstColumn="0" w:lastColumn="0" w:noHBand="1" w:noVBand="1"/>
+      </w:tblPr>
+      <w:tblGrid>
+        <w:gridCol w:w="4193"/>
+        <w:gridCol w:w="5311"/>
+      </w:tblGrid>
+      <w:tr>
+        <w:trPr>
+          <w:cantSplit/>
+        </w:trPr>
+        <w:tc>
+          <w:tcPr>
+            <w:tcW w:w="4193" w:type="dxa"/>
+            <w:vAlign w:val="top"/>
+          </w:tcPr>
+          <w:p>
+            <w:pPr>
+              <w:keepNext/>
+              <w:tabs>
+                <w:tab w:val="left" w:pos="432"/>
+              </w:tabs>
+              <w:spacing w:before="45" w:after="20" w:line="240" w:lineRule="auto"/>
+              <w:ind w:left="432" w:hanging="432"/>
+            </w:pPr>
+            <w:r>
+              <w:rPr>
+                <w:rFonts w:ascii="Avenir Next" w:hAnsi="Avenir Next" w:cs="Avenir Next" w:eastAsia="Avenir Next"/>
+                <w:b/>
+                <w:color w:val="1A1A1A"/>
+                <w:sz w:val="22"/>
+                <w:szCs w:val="22"/>
+              </w:rPr>
+              <w:t xml:space="preserve">4.</w:t>
+            </w:r>
+            <w:r>
+              <w:rPr>
+                <w:rFonts w:ascii="Avenir Next" w:hAnsi="Avenir Next" w:cs="Avenir Next" w:eastAsia="Avenir Next"/>
+                <w:color w:val="1A1A1A"/>
+                <w:sz w:val="22"/>
+                <w:szCs w:val="22"/>
+              </w:rPr>
+              <w:tab/>
+            </w:r>
+            <w:r>
+              <w:rPr>
+                <w:rFonts w:ascii="Avenir Next" w:hAnsi="Avenir Next" w:cs="Avenir Next" w:eastAsia="Avenir Next"/>
+                <w:color w:val="1A1A1A"/>
+                <w:sz w:val="22"/>
+                <w:szCs w:val="22"/>
+              </w:rPr>
+              <w:t xml:space="preserve">Plot (2, 40). The </w:t>
+            </w:r>
+            <w:r>
+              <w:rPr>
+                <w:rFonts w:ascii="Avenir Next" w:hAnsi="Avenir Next" w:cs="Avenir Next" w:eastAsia="Avenir Next"/>
+                <w:i/>
+                <w:color w:val="1A1A1A"/>
+                <w:sz w:val="22"/>
+                <w:szCs w:val="22"/>
+              </w:rPr>
+              <w:t xml:space="preserve">y</w:t>
+            </w:r>
+            <w:r>
+              <w:rPr>
+                <w:rFonts w:ascii="Avenir Next" w:hAnsi="Avenir Next" w:cs="Avenir Next" w:eastAsia="Avenir Next"/>
+                <w:color w:val="1A1A1A"/>
+                <w:sz w:val="22"/>
+                <w:szCs w:val="22"/>
+              </w:rPr>
+              <w:t xml:space="preserve">-axis counts by 10s.</w:t>
+            </w:r>
+          </w:p>
+          <w:p>
+            <w:pPr>
+              <w:keepNext/>
+              <w:tabs>
+                <w:tab w:val="left" w:pos="1300"/>
+              </w:tabs>
+              <w:spacing w:before="0" w:after="12" w:line="240" w:lineRule="auto"/>
+              <w:ind w:left="1300" w:hanging="868"/>
+            </w:pPr>
+            <w:r>
+              <w:rPr>
+                <w:rFonts w:ascii="Avenir Next" w:hAnsi="Avenir Next" w:cs="Avenir Next" w:eastAsia="Avenir Next"/>
+                <w:b/>
+                <w:color w:val="003A70"/>
+                <w:sz w:val="22"/>
+                <w:szCs w:val="18"/>
+              </w:rPr>
+              <w:t xml:space="preserve">Step 1</w:t>
+            </w:r>
+            <w:r>
+              <w:rPr>
+                <w:rFonts w:ascii="Avenir Next" w:hAnsi="Avenir Next" w:cs="Avenir Next" w:eastAsia="Avenir Next"/>
+                <w:color w:val="1A1A1A"/>
+                <w:sz w:val="18"/>
+                <w:szCs w:val="18"/>
+              </w:rPr>
+              <w:tab/>
+            </w:r>
+            <w:r>
+              <w:rPr>
+                <w:rFonts w:ascii="Avenir Next" w:hAnsi="Avenir Next" w:cs="Avenir Next" w:eastAsia="Avenir Next"/>
+                <w:color w:val="1A1A1A"/>
+                <w:sz w:val="22"/>
+                <w:szCs w:val="21"/>
+              </w:rPr>
+              <w:t xml:space="preserve">One space up is </w:t>
+            </w:r>
+            <w:r>
+              <w:rPr>
+                <w:rFonts w:ascii="Avenir Next" w:hAnsi="Avenir Next" w:cs="Avenir Next" w:eastAsia="Avenir Next"/>
+                <w:color w:val="1A1A1A"/>
+                <w:sz w:val="21"/>
+                <w:szCs w:val="21"/>
+                <w:u w:val="single"/>
+              </w:rPr>
+              <w:t xml:space="preserve">                </w:t>
+            </w:r>
+            <w:r>
+              <w:rPr>
+                <w:rFonts w:ascii="Avenir Next" w:hAnsi="Avenir Next" w:cs="Avenir Next" w:eastAsia="Avenir Next"/>
+                <w:color w:val="1A1A1A"/>
+                <w:sz w:val="22"/>
+                <w:szCs w:val="21"/>
+              </w:rPr>
+              <w:t xml:space="preserve">.</w:t>
+            </w:r>
+          </w:p>
+          <w:p>
+            <w:pPr>
+              <w:keepNext/>
+              <w:tabs>
+                <w:tab w:val="left" w:pos="1300"/>
+              </w:tabs>
+              <w:spacing w:before="0" w:after="12" w:line="240" w:lineRule="auto"/>
+              <w:ind w:left="1300" w:hanging="868"/>
+            </w:pPr>
+            <w:r>
+              <w:rPr>
+                <w:rFonts w:ascii="Avenir Next" w:hAnsi="Avenir Next" w:cs="Avenir Next" w:eastAsia="Avenir Next"/>
+                <w:b/>
+                <w:color w:val="003A70"/>
+                <w:sz w:val="22"/>
+                <w:szCs w:val="18"/>
+              </w:rPr>
+              <w:t xml:space="preserve">Step 2</w:t>
+            </w:r>
+            <w:r>
+              <w:rPr>
+                <w:rFonts w:ascii="Avenir Next" w:hAnsi="Avenir Next" w:cs="Avenir Next" w:eastAsia="Avenir Next"/>
+                <w:color w:val="1A1A1A"/>
+                <w:sz w:val="18"/>
+                <w:szCs w:val="18"/>
+              </w:rPr>
+              <w:tab/>
+            </w:r>
+            <w:r>
+              <w:rPr>
+                <w:rFonts w:ascii="Avenir Next" w:hAnsi="Avenir Next" w:cs="Avenir Next" w:eastAsia="Avenir Next"/>
+                <w:color w:val="1A1A1A"/>
+                <w:sz w:val="22"/>
+                <w:szCs w:val="21"/>
+              </w:rPr>
+              <w:t xml:space="preserve">Go across to </w:t>
+            </w:r>
+            <w:r>
+              <w:rPr>
+                <w:rFonts w:ascii="Avenir Next" w:hAnsi="Avenir Next" w:cs="Avenir Next" w:eastAsia="Avenir Next"/>
+                <w:color w:val="1A1A1A"/>
+                <w:sz w:val="21"/>
+                <w:szCs w:val="21"/>
+                <w:u w:val="single"/>
+              </w:rPr>
+              <w:t xml:space="preserve">                </w:t>
+            </w:r>
+            <w:r>
+              <w:rPr>
+                <w:rFonts w:ascii="Avenir Next" w:hAnsi="Avenir Next" w:cs="Avenir Next" w:eastAsia="Avenir Next"/>
+                <w:color w:val="1A1A1A"/>
+                <w:sz w:val="22"/>
+                <w:szCs w:val="21"/>
+              </w:rPr>
+              <w:t xml:space="preserve">.</w:t>
+            </w:r>
+          </w:p>
+          <w:p>
+            <w:pPr>
+              <w:keepNext/>
+              <w:tabs>
+                <w:tab w:val="left" w:pos="1300"/>
+              </w:tabs>
+              <w:spacing w:before="0" w:after="12" w:line="240" w:lineRule="auto"/>
+              <w:ind w:left="1300" w:hanging="868"/>
+            </w:pPr>
+            <w:r>
+              <w:rPr>
+                <w:rFonts w:ascii="Avenir Next" w:hAnsi="Avenir Next" w:cs="Avenir Next" w:eastAsia="Avenir Next"/>
+                <w:b/>
+                <w:color w:val="003A70"/>
+                <w:sz w:val="22"/>
+                <w:szCs w:val="18"/>
+              </w:rPr>
+              <w:t xml:space="preserve">Step 3</w:t>
+            </w:r>
+            <w:r>
+              <w:rPr>
+                <w:rFonts w:ascii="Avenir Next" w:hAnsi="Avenir Next" w:cs="Avenir Next" w:eastAsia="Avenir Next"/>
+                <w:color w:val="1A1A1A"/>
+                <w:sz w:val="18"/>
+                <w:szCs w:val="18"/>
+              </w:rPr>
+              <w:tab/>
+            </w:r>
+            <w:r>
+              <w:rPr>
+                <w:rFonts w:ascii="Avenir Next" w:hAnsi="Avenir Next" w:cs="Avenir Next" w:eastAsia="Avenir Next"/>
+                <w:color w:val="1A1A1A"/>
+                <w:sz w:val="22"/>
+                <w:szCs w:val="21"/>
+              </w:rPr>
+              <w:t xml:space="preserve">40 ÷ 10 = </w:t>
+            </w:r>
+            <w:r>
+              <w:rPr>
+                <w:rFonts w:ascii="Avenir Next" w:hAnsi="Avenir Next" w:cs="Avenir Next" w:eastAsia="Avenir Next"/>
+                <w:color w:val="1A1A1A"/>
+                <w:sz w:val="21"/>
+                <w:szCs w:val="21"/>
+                <w:u w:val="single"/>
+              </w:rPr>
+              <w:t xml:space="preserve">                </w:t>
+            </w:r>
+            <w:r>
+              <w:rPr>
+                <w:rFonts w:ascii="Avenir Next" w:hAnsi="Avenir Next" w:cs="Avenir Next" w:eastAsia="Avenir Next"/>
+                <w:color w:val="1A1A1A"/>
+                <w:sz w:val="22"/>
+                <w:szCs w:val="21"/>
+              </w:rPr>
+              <w:t xml:space="preserve">. Go up that many spaces.</w:t>
+            </w:r>
+          </w:p>
+          <w:p>
+            <w:pPr>
+              <w:spacing w:before="0" w:after="0" w:line="20" w:lineRule="exact"/>
+            </w:pPr>
+          </w:p>
+          <w:p>
+            <w:pPr>
+              <w:keepNext/>
+              <w:tabs>
+                <w:tab w:val="left" w:pos="432"/>
+              </w:tabs>
+              <w:spacing w:before="45" w:after="20" w:line="240" w:lineRule="auto"/>
+              <w:ind w:left="432" w:hanging="432"/>
+            </w:pPr>
+            <w:r>
+              <w:rPr>
+                <w:rFonts w:ascii="Avenir Next" w:hAnsi="Avenir Next" w:cs="Avenir Next" w:eastAsia="Avenir Next"/>
+                <w:b/>
+                <w:color w:val="1A1A1A"/>
+                <w:sz w:val="22"/>
+                <w:szCs w:val="22"/>
+              </w:rPr>
+              <w:t xml:space="preserve">5.</w:t>
+            </w:r>
+            <w:r>
+              <w:rPr>
+                <w:rFonts w:ascii="Avenir Next" w:hAnsi="Avenir Next" w:cs="Avenir Next" w:eastAsia="Avenir Next"/>
+                <w:color w:val="1A1A1A"/>
+                <w:sz w:val="22"/>
+                <w:szCs w:val="22"/>
+              </w:rPr>
+              <w:tab/>
+            </w:r>
+            <w:r>
+              <w:rPr>
+                <w:rFonts w:ascii="Avenir Next" w:hAnsi="Avenir Next" w:cs="Avenir Next" w:eastAsia="Avenir Next"/>
+                <w:color w:val="1A1A1A"/>
+                <w:sz w:val="22"/>
+                <w:szCs w:val="22"/>
+              </w:rPr>
+              <w:t xml:space="preserve">Plot (4, 15). The </w:t>
+            </w:r>
+            <w:r>
+              <w:rPr>
+                <w:rFonts w:ascii="Avenir Next" w:hAnsi="Avenir Next" w:cs="Avenir Next" w:eastAsia="Avenir Next"/>
+                <w:i/>
+                <w:color w:val="1A1A1A"/>
+                <w:sz w:val="22"/>
+                <w:szCs w:val="22"/>
+              </w:rPr>
+              <w:t xml:space="preserve">y</w:t>
+            </w:r>
+            <w:r>
+              <w:rPr>
+                <w:rFonts w:ascii="Avenir Next" w:hAnsi="Avenir Next" w:cs="Avenir Next" w:eastAsia="Avenir Next"/>
+                <w:color w:val="1A1A1A"/>
+                <w:sz w:val="22"/>
+                <w:szCs w:val="22"/>
+              </w:rPr>
+              <w:t xml:space="preserve">-axis counts by 3s.</w:t>
+            </w:r>
+          </w:p>
+          <w:p>
+            <w:pPr>
+              <w:keepNext/>
+              <w:tabs>
+                <w:tab w:val="left" w:pos="1300"/>
+              </w:tabs>
+              <w:spacing w:before="0" w:after="12" w:line="240" w:lineRule="auto"/>
+              <w:ind w:left="1300" w:hanging="868"/>
+            </w:pPr>
+            <w:r>
+              <w:rPr>
+                <w:rFonts w:ascii="Avenir Next" w:hAnsi="Avenir Next" w:cs="Avenir Next" w:eastAsia="Avenir Next"/>
+                <w:b/>
+                <w:color w:val="003A70"/>
+                <w:sz w:val="22"/>
+                <w:szCs w:val="18"/>
+              </w:rPr>
+              <w:t xml:space="preserve">Step 1</w:t>
+            </w:r>
+            <w:r>
+              <w:rPr>
+                <w:rFonts w:ascii="Avenir Next" w:hAnsi="Avenir Next" w:cs="Avenir Next" w:eastAsia="Avenir Next"/>
+                <w:color w:val="1A1A1A"/>
+                <w:sz w:val="18"/>
+                <w:szCs w:val="18"/>
+              </w:rPr>
+              <w:tab/>
+            </w:r>
+            <w:r>
+              <w:rPr>
+                <w:rFonts w:ascii="Avenir Next" w:hAnsi="Avenir Next" w:cs="Avenir Next" w:eastAsia="Avenir Next"/>
+                <w:color w:val="1A1A1A"/>
+                <w:sz w:val="22"/>
+                <w:szCs w:val="21"/>
+              </w:rPr>
+              <w:t xml:space="preserve">One space up is </w:t>
+            </w:r>
+            <w:r>
+              <w:rPr>
+                <w:rFonts w:ascii="Avenir Next" w:hAnsi="Avenir Next" w:cs="Avenir Next" w:eastAsia="Avenir Next"/>
+                <w:color w:val="1A1A1A"/>
+                <w:sz w:val="21"/>
+                <w:szCs w:val="21"/>
+                <w:u w:val="single"/>
+              </w:rPr>
+              <w:t xml:space="preserve">                </w:t>
+            </w:r>
+            <w:r>
+              <w:rPr>
+                <w:rFonts w:ascii="Avenir Next" w:hAnsi="Avenir Next" w:cs="Avenir Next" w:eastAsia="Avenir Next"/>
+                <w:color w:val="1A1A1A"/>
+                <w:sz w:val="22"/>
+                <w:szCs w:val="21"/>
+              </w:rPr>
+              <w:t xml:space="preserve">.</w:t>
+            </w:r>
+          </w:p>
+          <w:p>
+            <w:pPr>
+              <w:keepNext/>
+              <w:tabs>
+                <w:tab w:val="left" w:pos="1300"/>
+              </w:tabs>
+              <w:spacing w:before="0" w:after="12" w:line="240" w:lineRule="auto"/>
+              <w:ind w:left="1300" w:hanging="868"/>
+            </w:pPr>
+            <w:r>
+              <w:rPr>
+                <w:rFonts w:ascii="Avenir Next" w:hAnsi="Avenir Next" w:cs="Avenir Next" w:eastAsia="Avenir Next"/>
+                <w:b/>
+                <w:color w:val="003A70"/>
+                <w:sz w:val="22"/>
+                <w:szCs w:val="18"/>
+              </w:rPr>
+              <w:t xml:space="preserve">Step 2</w:t>
+            </w:r>
+            <w:r>
+              <w:rPr>
+                <w:rFonts w:ascii="Avenir Next" w:hAnsi="Avenir Next" w:cs="Avenir Next" w:eastAsia="Avenir Next"/>
+                <w:color w:val="1A1A1A"/>
+                <w:sz w:val="18"/>
+                <w:szCs w:val="18"/>
+              </w:rPr>
+              <w:tab/>
+            </w:r>
+            <w:r>
+              <w:rPr>
+                <w:rFonts w:ascii="Avenir Next" w:hAnsi="Avenir Next" w:cs="Avenir Next" w:eastAsia="Avenir Next"/>
+                <w:color w:val="1A1A1A"/>
+                <w:sz w:val="22"/>
+                <w:szCs w:val="21"/>
+              </w:rPr>
+              <w:t xml:space="preserve">Go across to </w:t>
+            </w:r>
+            <w:r>
+              <w:rPr>
+                <w:rFonts w:ascii="Avenir Next" w:hAnsi="Avenir Next" w:cs="Avenir Next" w:eastAsia="Avenir Next"/>
+                <w:color w:val="1A1A1A"/>
+                <w:sz w:val="21"/>
+                <w:szCs w:val="21"/>
+                <w:u w:val="single"/>
+              </w:rPr>
+              <w:t xml:space="preserve">                </w:t>
+            </w:r>
+            <w:r>
+              <w:rPr>
+                <w:rFonts w:ascii="Avenir Next" w:hAnsi="Avenir Next" w:cs="Avenir Next" w:eastAsia="Avenir Next"/>
+                <w:color w:val="1A1A1A"/>
+                <w:sz w:val="22"/>
+                <w:szCs w:val="21"/>
+              </w:rPr>
+              <w:t xml:space="preserve">.</w:t>
+            </w:r>
+          </w:p>
+          <w:p>
+            <w:pPr>
+              <w:keepNext/>
+              <w:tabs>
+                <w:tab w:val="left" w:pos="1300"/>
+              </w:tabs>
+              <w:spacing w:before="0" w:after="12" w:line="240" w:lineRule="auto"/>
+              <w:ind w:left="1300" w:hanging="868"/>
+            </w:pPr>
+            <w:r>
+              <w:rPr>
+                <w:rFonts w:ascii="Avenir Next" w:hAnsi="Avenir Next" w:cs="Avenir Next" w:eastAsia="Avenir Next"/>
+                <w:b/>
+                <w:color w:val="003A70"/>
+                <w:sz w:val="22"/>
+                <w:szCs w:val="18"/>
+              </w:rPr>
+              <w:t xml:space="preserve">Step 3</w:t>
+            </w:r>
+            <w:r>
+              <w:rPr>
+                <w:rFonts w:ascii="Avenir Next" w:hAnsi="Avenir Next" w:cs="Avenir Next" w:eastAsia="Avenir Next"/>
+                <w:color w:val="1A1A1A"/>
+                <w:sz w:val="18"/>
+                <w:szCs w:val="18"/>
+              </w:rPr>
+              <w:tab/>
+            </w:r>
+            <w:r>
+              <w:rPr>
+                <w:rFonts w:ascii="Avenir Next" w:hAnsi="Avenir Next" w:cs="Avenir Next" w:eastAsia="Avenir Next"/>
+                <w:color w:val="1A1A1A"/>
+                <w:sz w:val="22"/>
+                <w:szCs w:val="21"/>
+              </w:rPr>
+              <w:t xml:space="preserve">15 ÷ 3 = </w:t>
+            </w:r>
+            <w:r>
+              <w:rPr>
+                <w:rFonts w:ascii="Avenir Next" w:hAnsi="Avenir Next" w:cs="Avenir Next" w:eastAsia="Avenir Next"/>
+                <w:color w:val="1A1A1A"/>
+                <w:sz w:val="21"/>
+                <w:szCs w:val="21"/>
+                <w:u w:val="single"/>
+              </w:rPr>
+              <w:t xml:space="preserve">                </w:t>
+            </w:r>
+            <w:r>
+              <w:rPr>
+                <w:rFonts w:ascii="Avenir Next" w:hAnsi="Avenir Next" w:cs="Avenir Next" w:eastAsia="Avenir Next"/>
+                <w:color w:val="1A1A1A"/>
+                <w:sz w:val="22"/>
+                <w:szCs w:val="21"/>
+              </w:rPr>
+              <w:t xml:space="preserve">. Go up that many spaces.</w:t>
+            </w:r>
+          </w:p>
+          <w:p>
+            <w:pPr>
+              <w:spacing w:before="0" w:after="0" w:line="20" w:lineRule="exact"/>
+            </w:pPr>
+          </w:p>
+        </w:tc>
+        <w:tc>
+          <w:tcPr>
+            <w:tcW w:w="5311" w:type="dxa"/>
+            <w:vAlign w:val="top"/>
+          </w:tcPr>
+          <w:p>
+            <w:pPr>
+              <w:spacing w:before="20" w:after="0" w:line="240" w:lineRule="auto"/>
+              <w:jc w:val="center"/>
+            </w:pPr>
+            <w:r>
+              <w:drawing>
+                <wp:inline distT="0" distB="0" distL="0" distR="0">
+                  <wp:extent cx="1591056" cy="1325880"/>
+                  <wp:docPr id="201" name="Workspace 201" descr="Blank grid, x from 0 to 6, y from 0 to 60 counting by 10s."/>
+                  <a:graphic xmlns:a="http://schemas.openxmlformats.org/drawingml/2006/main">
+                    <a:graphicData uri="http://schemas.openxmlformats.org/drawingml/2006/picture">
+                      <pic:pic xmlns:pic="http://schemas.openxmlformats.org/drawingml/2006/picture">
+                        <pic:nvPicPr>
+                          <pic:cNvPr id="201" name="grid_y10.png"/>
+                          <pic:cNvPicPr/>
+                        </pic:nvPicPr>
+                        <pic:blipFill>
+                          <a:blip r:embed="rIdWs201"/>
+                          <a:stretch>
+                            <a:fillRect/>
+                          </a:stretch>
+                        </pic:blipFill>
+                        <pic:spPr>
+                          <a:xfrm>
+                            <a:off x="0" y="0"/>
+                            <a:ext cx="1591056" cy="1325880"/>
+                          </a:xfrm>
+                          <a:prstGeom prst="rect">
+                            <a:avLst/>
+                          </a:prstGeom>
+                        </pic:spPr>
+                      </pic:pic>
+                    </a:graphicData>
+                  </a:graphic>
+                </wp:inline>
+              </w:drawing>
+            </w:r>
+            <w:r>
+              <w:drawing>
+                <wp:inline distT="0" distB="0" distL="0" distR="0">
+                  <wp:extent cx="1591056" cy="1325880"/>
+                  <wp:docPr id="202" name="Workspace 202" descr="Blank grid, x from 0 to 6, y from 0 to 24 counting by 3s."/>
+                  <a:graphic xmlns:a="http://schemas.openxmlformats.org/drawingml/2006/main">
+                    <a:graphicData uri="http://schemas.openxmlformats.org/drawingml/2006/picture">
+                      <pic:pic xmlns:pic="http://schemas.openxmlformats.org/drawingml/2006/picture">
+                        <pic:nvPicPr>
+                          <pic:cNvPr id="202" name="grid_y3.png"/>
+                          <pic:cNvPicPr/>
+                        </pic:nvPicPr>
+                        <pic:blipFill>
+                          <a:blip r:embed="rIdWs202"/>
+                          <a:stretch>
+                            <a:fillRect/>
+                          </a:stretch>
+                        </pic:blipFill>
+                        <pic:spPr>
+                          <a:xfrm>
+                            <a:off x="0" y="0"/>
+                            <a:ext cx="1591056" cy="1325880"/>
+                          </a:xfrm>
+                          <a:prstGeom prst="rect">
+                            <a:avLst/>
+                          </a:prstGeom>
+                        </pic:spPr>
+                      </pic:pic>
+                    </a:graphicData>
+                  </a:graphic>
+                </wp:inline>
+              </w:drawing>
+            </w:r>
+          </w:p>
+          <w:p>
+            <w:pPr>
+              <w:spacing w:before="0" w:after="0" w:line="240" w:lineRule="auto"/>
+              <w:jc w:val="center"/>
+            </w:pPr>
+            <w:r>
+              <w:rPr>
+                <w:rFonts w:ascii="Avenir Next" w:hAnsi="Avenir Next" w:cs="Avenir Next" w:eastAsia="Avenir Next"/>
+                <w:i/>
+                <w:color w:val="5A5F66"/>
+                <w:sz w:val="17"/>
+                <w:szCs w:val="17"/>
+              </w:rPr>
+              <w:t xml:space="preserve">Problem 4 grid (left). Problem 5 grid (right).</w:t>
+            </w:r>
+          </w:p>
+        </w:tc>
+      </w:tr>
+    </w:tbl>
     <w:p>
       <w:pPr>
         <w:spacing w:before="0" w:after="0" w:line="20" w:lineRule="exact"/>
@@ -2811,239 +3199,7 @@
     </w:p>
     <w:p>
       <w:pPr>
-        <w:keepNext/>
-        <w:tabs>
-          <w:tab w:val="left" w:pos="432"/>
-        </w:tabs>
-        <w:spacing w:before="90" w:after="40" w:line="268" w:lineRule="auto"/>
-        <w:ind w:left="432" w:hanging="432"/>
-      </w:pPr>
-      <w:r>
-        <w:rPr>
-          <w:rFonts w:ascii="Avenir Next" w:hAnsi="Avenir Next" w:cs="Avenir Next" w:eastAsia="Avenir Next"/>
-          <w:b/>
-          <w:color w:val="1A1A1A"/>
-          <w:sz w:val="22"/>
-          <w:szCs w:val="22"/>
-        </w:rPr>
-        <w:t xml:space="preserve">5.</w:t>
-      </w:r>
-      <w:r>
-        <w:rPr>
-          <w:rFonts w:ascii="Avenir Next" w:hAnsi="Avenir Next" w:cs="Avenir Next" w:eastAsia="Avenir Next"/>
-          <w:color w:val="1A1A1A"/>
-          <w:sz w:val="22"/>
-          <w:szCs w:val="22"/>
-        </w:rPr>
-        <w:tab/>
-      </w:r>
-      <w:r>
-        <w:rPr>
-          <w:rFonts w:ascii="Avenir Next" w:hAnsi="Avenir Next" w:cs="Avenir Next" w:eastAsia="Avenir Next"/>
-          <w:color w:val="1A1A1A"/>
-          <w:sz w:val="22"/>
-          <w:szCs w:val="22"/>
-        </w:rPr>
-        <w:t xml:space="preserve">Plot (4, 15). The </w:t>
-      </w:r>
-      <w:r>
-        <w:rPr>
-          <w:rFonts w:ascii="Avenir Next" w:hAnsi="Avenir Next" w:cs="Avenir Next" w:eastAsia="Avenir Next"/>
-          <w:i/>
-          <w:color w:val="1A1A1A"/>
-          <w:sz w:val="22"/>
-          <w:szCs w:val="22"/>
-        </w:rPr>
-        <w:t xml:space="preserve">y</w:t>
-      </w:r>
-      <w:r>
-        <w:rPr>
-          <w:rFonts w:ascii="Avenir Next" w:hAnsi="Avenir Next" w:cs="Avenir Next" w:eastAsia="Avenir Next"/>
-          <w:color w:val="1A1A1A"/>
-          <w:sz w:val="22"/>
-          <w:szCs w:val="22"/>
-        </w:rPr>
-        <w:t xml:space="preserve">-axis counts by 3s.</w:t>
-      </w:r>
-    </w:p>
-    <w:p>
-      <w:pPr>
-        <w:keepNext/>
-        <w:tabs>
-          <w:tab w:val="left" w:pos="1300"/>
-        </w:tabs>
-        <w:spacing w:before="0" w:after="24" w:line="272" w:lineRule="auto"/>
-        <w:ind w:left="1300" w:hanging="868"/>
-      </w:pPr>
-      <w:r>
-        <w:rPr>
-          <w:rFonts w:ascii="Avenir Next" w:hAnsi="Avenir Next" w:cs="Avenir Next" w:eastAsia="Avenir Next"/>
-          <w:b/>
-          <w:color w:val="003A70"/>
-          <w:sz w:val="18"/>
-          <w:szCs w:val="18"/>
-        </w:rPr>
-        <w:t xml:space="preserve">Step 1</w:t>
-      </w:r>
-      <w:r>
-        <w:rPr>
-          <w:rFonts w:ascii="Avenir Next" w:hAnsi="Avenir Next" w:cs="Avenir Next" w:eastAsia="Avenir Next"/>
-          <w:color w:val="1A1A1A"/>
-          <w:sz w:val="18"/>
-          <w:szCs w:val="18"/>
-        </w:rPr>
-        <w:tab/>
-      </w:r>
-      <w:r>
-        <w:rPr>
-          <w:rFonts w:ascii="Avenir Next" w:hAnsi="Avenir Next" w:cs="Avenir Next" w:eastAsia="Avenir Next"/>
-          <w:color w:val="1A1A1A"/>
-          <w:sz w:val="21"/>
-          <w:szCs w:val="21"/>
-        </w:rPr>
-        <w:t xml:space="preserve">One space up is </w:t>
-      </w:r>
-      <w:r>
-        <w:rPr>
-          <w:rFonts w:ascii="Avenir Next" w:hAnsi="Avenir Next" w:cs="Avenir Next" w:eastAsia="Avenir Next"/>
-          <w:color w:val="1A1A1A"/>
-          <w:sz w:val="21"/>
-          <w:szCs w:val="21"/>
-          <w:u w:val="single"/>
-        </w:rPr>
-        <w:t xml:space="preserve">                </w:t>
-      </w:r>
-      <w:r>
-        <w:rPr>
-          <w:rFonts w:ascii="Avenir Next" w:hAnsi="Avenir Next" w:cs="Avenir Next" w:eastAsia="Avenir Next"/>
-          <w:color w:val="1A1A1A"/>
-          <w:sz w:val="21"/>
-          <w:szCs w:val="21"/>
-        </w:rPr>
-        <w:t xml:space="preserve">.</w:t>
-      </w:r>
-    </w:p>
-    <w:p>
-      <w:pPr>
-        <w:keepNext/>
-        <w:tabs>
-          <w:tab w:val="left" w:pos="1300"/>
-        </w:tabs>
-        <w:spacing w:before="0" w:after="24" w:line="272" w:lineRule="auto"/>
-        <w:ind w:left="1300" w:hanging="868"/>
-      </w:pPr>
-      <w:r>
-        <w:rPr>
-          <w:rFonts w:ascii="Avenir Next" w:hAnsi="Avenir Next" w:cs="Avenir Next" w:eastAsia="Avenir Next"/>
-          <w:b/>
-          <w:color w:val="003A70"/>
-          <w:sz w:val="18"/>
-          <w:szCs w:val="18"/>
-        </w:rPr>
-        <w:t xml:space="preserve">Step 2</w:t>
-      </w:r>
-      <w:r>
-        <w:rPr>
-          <w:rFonts w:ascii="Avenir Next" w:hAnsi="Avenir Next" w:cs="Avenir Next" w:eastAsia="Avenir Next"/>
-          <w:color w:val="1A1A1A"/>
-          <w:sz w:val="18"/>
-          <w:szCs w:val="18"/>
-        </w:rPr>
-        <w:tab/>
-      </w:r>
-      <w:r>
-        <w:rPr>
-          <w:rFonts w:ascii="Avenir Next" w:hAnsi="Avenir Next" w:cs="Avenir Next" w:eastAsia="Avenir Next"/>
-          <w:color w:val="1A1A1A"/>
-          <w:sz w:val="21"/>
-          <w:szCs w:val="21"/>
-        </w:rPr>
-        <w:t xml:space="preserve">Go across to </w:t>
-      </w:r>
-      <w:r>
-        <w:rPr>
-          <w:rFonts w:ascii="Avenir Next" w:hAnsi="Avenir Next" w:cs="Avenir Next" w:eastAsia="Avenir Next"/>
-          <w:color w:val="1A1A1A"/>
-          <w:sz w:val="21"/>
-          <w:szCs w:val="21"/>
-          <w:u w:val="single"/>
-        </w:rPr>
-        <w:t xml:space="preserve">                </w:t>
-      </w:r>
-      <w:r>
-        <w:rPr>
-          <w:rFonts w:ascii="Avenir Next" w:hAnsi="Avenir Next" w:cs="Avenir Next" w:eastAsia="Avenir Next"/>
-          <w:color w:val="1A1A1A"/>
-          <w:sz w:val="21"/>
-          <w:szCs w:val="21"/>
-        </w:rPr>
-        <w:t xml:space="preserve">.</w:t>
-      </w:r>
-    </w:p>
-    <w:p>
-      <w:pPr>
-        <w:keepNext/>
-        <w:tabs>
-          <w:tab w:val="left" w:pos="1300"/>
-        </w:tabs>
-        <w:spacing w:before="0" w:after="24" w:line="272" w:lineRule="auto"/>
-        <w:ind w:left="1300" w:hanging="868"/>
-      </w:pPr>
-      <w:r>
-        <w:rPr>
-          <w:rFonts w:ascii="Avenir Next" w:hAnsi="Avenir Next" w:cs="Avenir Next" w:eastAsia="Avenir Next"/>
-          <w:b/>
-          <w:color w:val="003A70"/>
-          <w:sz w:val="18"/>
-          <w:szCs w:val="18"/>
-        </w:rPr>
-        <w:t xml:space="preserve">Step 3</w:t>
-      </w:r>
-      <w:r>
-        <w:rPr>
-          <w:rFonts w:ascii="Avenir Next" w:hAnsi="Avenir Next" w:cs="Avenir Next" w:eastAsia="Avenir Next"/>
-          <w:color w:val="1A1A1A"/>
-          <w:sz w:val="18"/>
-          <w:szCs w:val="18"/>
-        </w:rPr>
-        <w:tab/>
-      </w:r>
-      <w:r>
-        <w:rPr>
-          <w:rFonts w:ascii="Avenir Next" w:hAnsi="Avenir Next" w:cs="Avenir Next" w:eastAsia="Avenir Next"/>
-          <w:color w:val="1A1A1A"/>
-          <w:sz w:val="21"/>
-          <w:szCs w:val="21"/>
-        </w:rPr>
-        <w:t xml:space="preserve">15 ÷ 3 = </w:t>
-      </w:r>
-      <w:r>
-        <w:rPr>
-          <w:rFonts w:ascii="Avenir Next" w:hAnsi="Avenir Next" w:cs="Avenir Next" w:eastAsia="Avenir Next"/>
-          <w:color w:val="1A1A1A"/>
-          <w:sz w:val="21"/>
-          <w:szCs w:val="21"/>
-          <w:u w:val="single"/>
-        </w:rPr>
-        <w:t xml:space="preserve">                </w:t>
-      </w:r>
-      <w:r>
-        <w:rPr>
-          <w:rFonts w:ascii="Avenir Next" w:hAnsi="Avenir Next" w:cs="Avenir Next" w:eastAsia="Avenir Next"/>
-          <w:color w:val="1A1A1A"/>
-          <w:sz w:val="21"/>
-          <w:szCs w:val="21"/>
-        </w:rPr>
-        <w:t xml:space="preserve">. Go up that many spaces.</w:t>
-      </w:r>
-    </w:p>
-    <w:p>
-      <w:pPr>
-        <w:spacing w:before="0" w:after="0" w:line="20" w:lineRule="exact"/>
-      </w:pPr>
-    </w:p>
-    <w:p>
-      <w:pPr>
+        <w:pStyle w:val="Heading2"/>
         <w:keepNext/>
         <w:pBdr>
           <w:bottom w:val="single" w:sz="8" w:space="3" w:color="003A70"/>
@@ -3051,7 +3207,7 @@
         <w:tabs>
           <w:tab w:val="right" w:pos="9504"/>
         </w:tabs>
-        <w:spacing w:before="50" w:after="36" w:line="240" w:lineRule="auto"/>
+        <w:spacing w:before="25" w:after="18" w:line="240" w:lineRule="auto"/>
       </w:pPr>
       <w:r>
         <w:rPr>
@@ -3059,7 +3215,7 @@
           <w:b/>
           <w:color w:val="003A70"/>
           <w:spacing w:val="14"/>
-          <w:sz w:val="19"/>
+          <w:sz w:val="22"/>
           <w:szCs w:val="19"/>
         </w:rPr>
         <w:t xml:space="preserve">YOUR TURN</w:t>
@@ -3078,7 +3234,7 @@
           <w:rFonts w:ascii="Avenir Next" w:hAnsi="Avenir Next" w:cs="Avenir Next" w:eastAsia="Avenir Next"/>
           <w:i/>
           <w:color w:val="5A5F66"/>
-          <w:sz w:val="17"/>
+          <w:sz w:val="22"/>
           <w:szCs w:val="17"/>
         </w:rPr>
         <w:t xml:space="preserve">use the steps on your own</w:t>
@@ -3128,7 +3284,7 @@
               <w:tabs>
                 <w:tab w:val="left" w:pos="432"/>
               </w:tabs>
-              <w:spacing w:before="90" w:after="40" w:line="268" w:lineRule="auto"/>
+              <w:spacing w:before="45" w:after="20" w:line="240" w:lineRule="auto"/>
               <w:ind w:left="432" w:hanging="432"/>
             </w:pPr>
             <w:r>
@@ -3221,7 +3377,7 @@
                     <w:tabs>
                       <w:tab w:val="left" w:pos="340"/>
                     </w:tabs>
-                    <w:spacing w:before="0" w:after="0" w:line="276" w:lineRule="auto"/>
+                    <w:spacing w:before="0" w:after="0" w:line="240" w:lineRule="auto"/>
                     <w:ind w:left="340" w:hanging="340"/>
                   </w:pPr>
                   <w:r>
@@ -3269,7 +3425,7 @@
                       <w:szCs w:val="22"/>
                       <w:u w:val="single"/>
                     </w:rPr>
-                    <w:t xml:space="preserve">      </w:t>
+                    <w:t xml:space="preserve">          </w:t>
                   </w:r>
                 </w:p>
               </w:tc>
@@ -3283,7 +3439,7 @@
                     <w:tabs>
                       <w:tab w:val="left" w:pos="340"/>
                     </w:tabs>
-                    <w:spacing w:before="0" w:after="0" w:line="276" w:lineRule="auto"/>
+                    <w:spacing w:before="0" w:after="0" w:line="240" w:lineRule="auto"/>
                     <w:ind w:left="340" w:hanging="340"/>
                   </w:pPr>
                   <w:r>
@@ -3331,7 +3487,7 @@
                       <w:szCs w:val="22"/>
                       <w:u w:val="single"/>
                     </w:rPr>
-                    <w:t xml:space="preserve">      </w:t>
+                    <w:t xml:space="preserve">          </w:t>
                   </w:r>
                 </w:p>
               </w:tc>
@@ -3345,7 +3501,7 @@
                     <w:tabs>
                       <w:tab w:val="left" w:pos="340"/>
                     </w:tabs>
-                    <w:spacing w:before="0" w:after="0" w:line="276" w:lineRule="auto"/>
+                    <w:spacing w:before="0" w:after="0" w:line="240" w:lineRule="auto"/>
                     <w:ind w:left="340" w:hanging="340"/>
                   </w:pPr>
                   <w:r>
@@ -3393,7 +3549,7 @@
                       <w:szCs w:val="22"/>
                       <w:u w:val="single"/>
                     </w:rPr>
-                    <w:t xml:space="preserve">      </w:t>
+                    <w:t xml:space="preserve">          </w:t>
                   </w:r>
                 </w:p>
               </w:tc>
@@ -3413,7 +3569,7 @@
                     <w:tabs>
                       <w:tab w:val="left" w:pos="340"/>
                     </w:tabs>
-                    <w:spacing w:before="0" w:after="0" w:line="276" w:lineRule="auto"/>
+                    <w:spacing w:before="0" w:after="0" w:line="240" w:lineRule="auto"/>
                     <w:ind w:left="340" w:hanging="340"/>
                   </w:pPr>
                   <w:r>
@@ -3461,7 +3617,7 @@
                       <w:szCs w:val="22"/>
                       <w:u w:val="single"/>
                     </w:rPr>
-                    <w:t xml:space="preserve">      </w:t>
+                    <w:t xml:space="preserve">          </w:t>
                   </w:r>
                 </w:p>
               </w:tc>
@@ -3472,7 +3628,7 @@
                 </w:tcPr>
                 <w:p>
                   <w:pPr>
-                    <w:spacing w:before="0" w:after="0" w:line="264" w:lineRule="auto"/>
+                    <w:spacing w:before="0" w:after="0" w:line="240" w:lineRule="auto"/>
                   </w:pPr>
                 </w:p>
               </w:tc>
@@ -3483,7 +3639,7 @@
                 </w:tcPr>
                 <w:p>
                   <w:pPr>
-                    <w:spacing w:before="0" w:after="0" w:line="264" w:lineRule="auto"/>
+                    <w:spacing w:before="0" w:after="0" w:line="240" w:lineRule="auto"/>
                   </w:pPr>
                 </w:p>
               </w:tc>
@@ -3504,6 +3660,7 @@
     </w:p>
     <w:p>
       <w:pPr>
+        <w:pStyle w:val="Heading2"/>
         <w:keepNext/>
         <w:pBdr>
           <w:bottom w:val="single" w:sz="8" w:space="3" w:color="003A70"/>
@@ -3511,7 +3668,7 @@
         <w:tabs>
           <w:tab w:val="right" w:pos="9504"/>
         </w:tabs>
-        <w:spacing w:before="50" w:after="36" w:line="240" w:lineRule="auto"/>
+        <w:spacing w:before="25" w:after="18" w:line="240" w:lineRule="auto"/>
       </w:pPr>
       <w:r>
         <w:rPr>
@@ -3519,7 +3676,7 @@
           <w:b/>
           <w:color w:val="003A70"/>
           <w:spacing w:val="14"/>
-          <w:sz w:val="19"/>
+          <w:sz w:val="22"/>
           <w:szCs w:val="19"/>
         </w:rPr>
         <w:t xml:space="preserve">READY CHECK</w:t>
@@ -3538,7 +3695,7 @@
           <w:rFonts w:ascii="Avenir Next" w:hAnsi="Avenir Next" w:cs="Avenir Next" w:eastAsia="Avenir Next"/>
           <w:i/>
           <w:color w:val="5A5F66"/>
-          <w:sz w:val="17"/>
+          <w:sz w:val="22"/>
           <w:szCs w:val="17"/>
         </w:rPr>
         <w:t xml:space="preserve">a problem like the one in today’s lesson</w:t>
@@ -3588,7 +3745,7 @@
               <w:tabs>
                 <w:tab w:val="left" w:pos="432"/>
               </w:tabs>
-              <w:spacing w:before="90" w:after="40" w:line="268" w:lineRule="auto"/>
+              <w:spacing w:before="45" w:after="20" w:line="240" w:lineRule="auto"/>
               <w:ind w:left="432" w:hanging="432"/>
             </w:pPr>
             <w:r>
@@ -3681,7 +3838,7 @@
                     <w:tabs>
                       <w:tab w:val="left" w:pos="340"/>
                     </w:tabs>
-                    <w:spacing w:before="0" w:after="0" w:line="264" w:lineRule="auto"/>
+                    <w:spacing w:before="0" w:after="0" w:line="240" w:lineRule="auto"/>
                     <w:ind w:left="340" w:hanging="340"/>
                   </w:pPr>
                   <w:r>
@@ -3689,25 +3846,25 @@
                       <w:rFonts w:ascii="Avenir Next" w:hAnsi="Avenir Next" w:cs="Avenir Next" w:eastAsia="Avenir Next"/>
                       <w:b/>
                       <w:color w:val="003A70"/>
+                      <w:sz w:val="22"/>
+                      <w:szCs w:val="21"/>
+                    </w:rPr>
+                    <w:t xml:space="preserve">A</w:t>
+                  </w:r>
+                  <w:r>
+                    <w:rPr>
+                      <w:rFonts w:ascii="Avenir Next" w:hAnsi="Avenir Next" w:cs="Avenir Next" w:eastAsia="Avenir Next"/>
+                      <w:color w:val="1A1A1A"/>
                       <w:sz w:val="21"/>
                       <w:szCs w:val="21"/>
                     </w:rPr>
-                    <w:t xml:space="preserve">A</w:t>
-                  </w:r>
-                  <w:r>
-                    <w:rPr>
-                      <w:rFonts w:ascii="Avenir Next" w:hAnsi="Avenir Next" w:cs="Avenir Next" w:eastAsia="Avenir Next"/>
-                      <w:color w:val="1A1A1A"/>
-                      <w:sz w:val="21"/>
-                      <w:szCs w:val="21"/>
-                    </w:rPr>
                     <w:tab/>
                   </w:r>
                   <w:r>
                     <w:rPr>
                       <w:rFonts w:ascii="Avenir Next" w:hAnsi="Avenir Next" w:cs="Avenir Next" w:eastAsia="Avenir Next"/>
                       <w:color w:val="1A1A1A"/>
-                      <w:sz w:val="21"/>
+                      <w:sz w:val="22"/>
                       <w:szCs w:val="21"/>
                     </w:rPr>
                     <w:t xml:space="preserve">30</w:t>
@@ -3724,7 +3881,7 @@
                     <w:tabs>
                       <w:tab w:val="left" w:pos="340"/>
                     </w:tabs>
-                    <w:spacing w:before="0" w:after="0" w:line="264" w:lineRule="auto"/>
+                    <w:spacing w:before="0" w:after="0" w:line="240" w:lineRule="auto"/>
                     <w:ind w:left="340" w:hanging="340"/>
                   </w:pPr>
                   <w:r>
@@ -3732,25 +3889,25 @@
                       <w:rFonts w:ascii="Avenir Next" w:hAnsi="Avenir Next" w:cs="Avenir Next" w:eastAsia="Avenir Next"/>
                       <w:b/>
                       <w:color w:val="003A70"/>
+                      <w:sz w:val="22"/>
+                      <w:szCs w:val="21"/>
+                    </w:rPr>
+                    <w:t xml:space="preserve">B</w:t>
+                  </w:r>
+                  <w:r>
+                    <w:rPr>
+                      <w:rFonts w:ascii="Avenir Next" w:hAnsi="Avenir Next" w:cs="Avenir Next" w:eastAsia="Avenir Next"/>
+                      <w:color w:val="1A1A1A"/>
                       <w:sz w:val="21"/>
                       <w:szCs w:val="21"/>
                     </w:rPr>
-                    <w:t xml:space="preserve">B</w:t>
-                  </w:r>
-                  <w:r>
-                    <w:rPr>
-                      <w:rFonts w:ascii="Avenir Next" w:hAnsi="Avenir Next" w:cs="Avenir Next" w:eastAsia="Avenir Next"/>
-                      <w:color w:val="1A1A1A"/>
-                      <w:sz w:val="21"/>
-                      <w:szCs w:val="21"/>
-                    </w:rPr>
                     <w:tab/>
                   </w:r>
                   <w:r>
                     <w:rPr>
                       <w:rFonts w:ascii="Avenir Next" w:hAnsi="Avenir Next" w:cs="Avenir Next" w:eastAsia="Avenir Next"/>
                       <w:color w:val="1A1A1A"/>
-                      <w:sz w:val="21"/>
+                      <w:sz w:val="22"/>
                       <w:szCs w:val="21"/>
                     </w:rPr>
                     <w:t xml:space="preserve">5</w:t>
@@ -3767,7 +3924,7 @@
                     <w:tabs>
                       <w:tab w:val="left" w:pos="340"/>
                     </w:tabs>
-                    <w:spacing w:before="0" w:after="0" w:line="264" w:lineRule="auto"/>
+                    <w:spacing w:before="0" w:after="0" w:line="240" w:lineRule="auto"/>
                     <w:ind w:left="340" w:hanging="340"/>
                   </w:pPr>
                   <w:r>
@@ -3775,25 +3932,25 @@
                       <w:rFonts w:ascii="Avenir Next" w:hAnsi="Avenir Next" w:cs="Avenir Next" w:eastAsia="Avenir Next"/>
                       <w:b/>
                       <w:color w:val="003A70"/>
+                      <w:sz w:val="22"/>
+                      <w:szCs w:val="21"/>
+                    </w:rPr>
+                    <w:t xml:space="preserve">C</w:t>
+                  </w:r>
+                  <w:r>
+                    <w:rPr>
+                      <w:rFonts w:ascii="Avenir Next" w:hAnsi="Avenir Next" w:cs="Avenir Next" w:eastAsia="Avenir Next"/>
+                      <w:color w:val="1A1A1A"/>
                       <w:sz w:val="21"/>
                       <w:szCs w:val="21"/>
                     </w:rPr>
-                    <w:t xml:space="preserve">C</w:t>
-                  </w:r>
-                  <w:r>
-                    <w:rPr>
-                      <w:rFonts w:ascii="Avenir Next" w:hAnsi="Avenir Next" w:cs="Avenir Next" w:eastAsia="Avenir Next"/>
-                      <w:color w:val="1A1A1A"/>
-                      <w:sz w:val="21"/>
-                      <w:szCs w:val="21"/>
-                    </w:rPr>
                     <w:tab/>
                   </w:r>
                   <w:r>
                     <w:rPr>
                       <w:rFonts w:ascii="Avenir Next" w:hAnsi="Avenir Next" w:cs="Avenir Next" w:eastAsia="Avenir Next"/>
                       <w:color w:val="1A1A1A"/>
-                      <w:sz w:val="21"/>
+                      <w:sz w:val="22"/>
                       <w:szCs w:val="21"/>
                     </w:rPr>
                     <w:t xml:space="preserve">6</w:t>
@@ -3810,7 +3967,7 @@
                     <w:tabs>
                       <w:tab w:val="left" w:pos="340"/>
                     </w:tabs>
-                    <w:spacing w:before="0" w:after="0" w:line="264" w:lineRule="auto"/>
+                    <w:spacing w:before="0" w:after="0" w:line="240" w:lineRule="auto"/>
                     <w:ind w:left="340" w:hanging="340"/>
                   </w:pPr>
                   <w:r>
@@ -3818,25 +3975,25 @@
                       <w:rFonts w:ascii="Avenir Next" w:hAnsi="Avenir Next" w:cs="Avenir Next" w:eastAsia="Avenir Next"/>
                       <w:b/>
                       <w:color w:val="003A70"/>
+                      <w:sz w:val="22"/>
+                      <w:szCs w:val="21"/>
+                    </w:rPr>
+                    <w:t xml:space="preserve">D</w:t>
+                  </w:r>
+                  <w:r>
+                    <w:rPr>
+                      <w:rFonts w:ascii="Avenir Next" w:hAnsi="Avenir Next" w:cs="Avenir Next" w:eastAsia="Avenir Next"/>
+                      <w:color w:val="1A1A1A"/>
                       <w:sz w:val="21"/>
                       <w:szCs w:val="21"/>
                     </w:rPr>
-                    <w:t xml:space="preserve">D</w:t>
-                  </w:r>
-                  <w:r>
-                    <w:rPr>
-                      <w:rFonts w:ascii="Avenir Next" w:hAnsi="Avenir Next" w:cs="Avenir Next" w:eastAsia="Avenir Next"/>
-                      <w:color w:val="1A1A1A"/>
-                      <w:sz w:val="21"/>
-                      <w:szCs w:val="21"/>
-                    </w:rPr>
                     <w:tab/>
                   </w:r>
                   <w:r>
                     <w:rPr>
                       <w:rFonts w:ascii="Avenir Next" w:hAnsi="Avenir Next" w:cs="Avenir Next" w:eastAsia="Avenir Next"/>
                       <w:color w:val="1A1A1A"/>
-                      <w:sz w:val="21"/>
+                      <w:sz w:val="22"/>
                       <w:szCs w:val="21"/>
                     </w:rPr>
                     <w:t xml:space="preserve">25</w:t>
@@ -3885,23 +4042,24 @@
         <w:tblLook w:val="0000" w:firstRow="0" w:lastRow="0" w:firstColumn="0" w:lastColumn="0" w:noHBand="1" w:noVBand="1"/>
       </w:tblPr>
       <w:tblGrid>
-        <w:gridCol w:w="2000"/>
-        <w:gridCol w:w="2300"/>
-        <w:gridCol w:w="2100"/>
-        <w:gridCol w:w="3104"/>
+        <w:gridCol w:w="1750"/>
+        <w:gridCol w:w="2500"/>
+        <w:gridCol w:w="2200"/>
+        <w:gridCol w:w="3054"/>
       </w:tblGrid>
       <w:tr>
         <w:trPr>
           <w:cantSplit/>
-          <w:trHeight w:val="320" w:hRule="atLeast"/>
+          <w:trHeight w:val="300" w:hRule="atLeast"/>
         </w:trPr>
         <w:tc>
           <w:tcPr>
-            <w:tcW w:w="2000" w:type="dxa"/>
+            <w:tcW w:w="1750" w:type="dxa"/>
             <w:vAlign w:val="center"/>
           </w:tcPr>
           <w:p>
             <w:pPr>
+              <w:pStyle w:val="Heading2"/>
               <w:spacing w:before="0" w:after="0" w:line="240" w:lineRule="auto"/>
             </w:pPr>
             <w:r>
@@ -3919,7 +4077,7 @@
         </w:tc>
         <w:tc>
           <w:tcPr>
-            <w:tcW w:w="2300" w:type="dxa"/>
+            <w:tcW w:w="2500" w:type="dxa"/>
             <w:vAlign w:val="center"/>
           </w:tcPr>
           <w:p>
@@ -3930,8 +4088,8 @@
               <w:rPr>
                 <w:rFonts w:ascii="Arial" w:hAnsi="Arial" w:cs="Arial" w:eastAsia="Arial"/>
                 <w:color w:val="1A1A1A"/>
-                <w:sz w:val="24"/>
-                <w:szCs w:val="24"/>
+                <w:sz w:val="20"/>
+                <w:szCs w:val="20"/>
               </w:rPr>
               <w:t xml:space="preserve">□</w:t>
             </w:r>
@@ -3948,7 +4106,7 @@
         </w:tc>
         <w:tc>
           <w:tcPr>
-            <w:tcW w:w="2100" w:type="dxa"/>
+            <w:tcW w:w="2200" w:type="dxa"/>
             <w:vAlign w:val="center"/>
           </w:tcPr>
           <w:p>
@@ -3959,8 +4117,8 @@
               <w:rPr>
                 <w:rFonts w:ascii="Arial" w:hAnsi="Arial" w:cs="Arial" w:eastAsia="Arial"/>
                 <w:color w:val="1A1A1A"/>
-                <w:sz w:val="24"/>
-                <w:szCs w:val="24"/>
+                <w:sz w:val="20"/>
+                <w:szCs w:val="20"/>
               </w:rPr>
               <w:t xml:space="preserve">□</w:t>
             </w:r>
@@ -3977,7 +4135,7 @@
         </w:tc>
         <w:tc>
           <w:tcPr>
-            <w:tcW w:w="3104" w:type="dxa"/>
+            <w:tcW w:w="3054" w:type="dxa"/>
             <w:vAlign w:val="center"/>
           </w:tcPr>
           <w:p>
@@ -3988,8 +4146,8 @@
               <w:rPr>
                 <w:rFonts w:ascii="Arial" w:hAnsi="Arial" w:cs="Arial" w:eastAsia="Arial"/>
                 <w:color w:val="1A1A1A"/>
-                <w:sz w:val="24"/>
-                <w:szCs w:val="24"/>
+                <w:sz w:val="20"/>
+                <w:szCs w:val="20"/>
               </w:rPr>
               <w:t xml:space="preserve">□</w:t>
             </w:r>
@@ -4024,7 +4182,7 @@
     <w:sectPr>
       <w:footerReference w:type="default" r:id="rIdFooter1"/>
       <w:pgSz w:w="12240" w:h="15840"/>
-      <w:pgMar w:top="893" w:right="1224" w:bottom="835" w:left="1512" w:header="432" w:footer="432" w:gutter="0"/>
+      <w:pgMar w:top="780" w:right="1224" w:bottom="760" w:left="1512" w:header="432" w:footer="432" w:gutter="0"/>
       <w:cols w:space="720"/>
     </w:sectPr>
   </w:body>
@@ -4104,7 +4262,106 @@
               <w:sz w:val="15"/>
               <w:szCs w:val="15"/>
             </w:rPr>
-            <w:t xml:space="preserve">Lesson 9-2  ·  Session 1  ·  Prerequisite Practice A</w:t>
+            <w:t xml:space="preserve">9-2 · Page </w:t>
+          </w:r>
+          <w:r>
+            <w:rPr>
+              <w:rFonts w:ascii="Avenir Next" w:hAnsi="Avenir Next" w:cs="Avenir Next" w:eastAsia="Avenir Next"/>
+              <w:color w:val="5A5F66"/>
+              <w:sz w:val="15"/>
+              <w:szCs w:val="15"/>
+            </w:rPr>
+            <w:fldChar w:fldCharType="begin"/>
+          </w:r>
+          <w:r>
+            <w:rPr>
+              <w:rFonts w:ascii="Avenir Next" w:hAnsi="Avenir Next" w:cs="Avenir Next" w:eastAsia="Avenir Next"/>
+              <w:color w:val="5A5F66"/>
+              <w:sz w:val="15"/>
+              <w:szCs w:val="15"/>
+            </w:rPr>
+            <w:instrText xml:space="preserve"> PAGE </w:instrText>
+          </w:r>
+          <w:r>
+            <w:rPr>
+              <w:rFonts w:ascii="Avenir Next" w:hAnsi="Avenir Next" w:cs="Avenir Next" w:eastAsia="Avenir Next"/>
+              <w:color w:val="5A5F66"/>
+              <w:sz w:val="15"/>
+              <w:szCs w:val="15"/>
+            </w:rPr>
+            <w:fldChar w:fldCharType="separate"/>
+          </w:r>
+          <w:r>
+            <w:rPr>
+              <w:rFonts w:ascii="Avenir Next" w:hAnsi="Avenir Next" w:cs="Avenir Next" w:eastAsia="Avenir Next"/>
+              <w:color w:val="5A5F66"/>
+              <w:sz w:val="15"/>
+              <w:szCs w:val="15"/>
+            </w:rPr>
+            <w:t xml:space="preserve">1</w:t>
+          </w:r>
+          <w:r>
+            <w:rPr>
+              <w:rFonts w:ascii="Avenir Next" w:hAnsi="Avenir Next" w:cs="Avenir Next" w:eastAsia="Avenir Next"/>
+              <w:color w:val="5A5F66"/>
+              <w:sz w:val="15"/>
+              <w:szCs w:val="15"/>
+            </w:rPr>
+            <w:fldChar w:fldCharType="end"/>
+          </w:r>
+          <w:r>
+            <w:rPr>
+              <w:rFonts w:ascii="Avenir Next" w:hAnsi="Avenir Next" w:cs="Avenir Next" w:eastAsia="Avenir Next"/>
+              <w:color w:val="5A5F66"/>
+              <w:sz w:val="15"/>
+              <w:szCs w:val="15"/>
+            </w:rPr>
+            <w:t xml:space="preserve"> of </w:t>
+          </w:r>
+          <w:r>
+            <w:rPr>
+              <w:rFonts w:ascii="Avenir Next" w:hAnsi="Avenir Next" w:cs="Avenir Next" w:eastAsia="Avenir Next"/>
+              <w:color w:val="5A5F66"/>
+              <w:sz w:val="15"/>
+              <w:szCs w:val="15"/>
+            </w:rPr>
+            <w:fldChar w:fldCharType="begin"/>
+          </w:r>
+          <w:r>
+            <w:rPr>
+              <w:rFonts w:ascii="Avenir Next" w:hAnsi="Avenir Next" w:cs="Avenir Next" w:eastAsia="Avenir Next"/>
+              <w:color w:val="5A5F66"/>
+              <w:sz w:val="15"/>
+              <w:szCs w:val="15"/>
+            </w:rPr>
+            <w:instrText xml:space="preserve"> NUMPAGES </w:instrText>
+          </w:r>
+          <w:r>
+            <w:rPr>
+              <w:rFonts w:ascii="Avenir Next" w:hAnsi="Avenir Next" w:cs="Avenir Next" w:eastAsia="Avenir Next"/>
+              <w:color w:val="5A5F66"/>
+              <w:sz w:val="15"/>
+              <w:szCs w:val="15"/>
+            </w:rPr>
+            <w:fldChar w:fldCharType="separate"/>
+          </w:r>
+          <w:r>
+            <w:rPr>
+              <w:rFonts w:ascii="Avenir Next" w:hAnsi="Avenir Next" w:cs="Avenir Next" w:eastAsia="Avenir Next"/>
+              <w:color w:val="5A5F66"/>
+              <w:sz w:val="15"/>
+              <w:szCs w:val="15"/>
+            </w:rPr>
+            <w:t xml:space="preserve">1</w:t>
+          </w:r>
+          <w:r>
+            <w:rPr>
+              <w:rFonts w:ascii="Avenir Next" w:hAnsi="Avenir Next" w:cs="Avenir Next" w:eastAsia="Avenir Next"/>
+              <w:color w:val="5A5F66"/>
+              <w:sz w:val="15"/>
+              <w:szCs w:val="15"/>
+            </w:rPr>
+            <w:fldChar w:fldCharType="end"/>
           </w:r>
         </w:p>
       </w:tc>
@@ -4147,5 +4404,23 @@
       </w:tblCellMar>
     </w:tblPr>
   </w:style>
+  <w:style w:type="paragraph" w:styleId="Heading1">
+    <w:name w:val="heading 1"/>
+    <w:basedOn w:val="Normal"/>
+    <w:pPr>
+      <w:outlineLvl w:val="0"/>
+      <w:keepNext w:val="0"/>
+      <w:keepLines w:val="0"/>
+    </w:pPr>
+  </w:style>
+  <w:style w:type="paragraph" w:styleId="Heading2">
+    <w:name w:val="heading 2"/>
+    <w:basedOn w:val="Normal"/>
+    <w:pPr>
+      <w:outlineLvl w:val="1"/>
+      <w:keepNext w:val="0"/>
+      <w:keepLines w:val="0"/>
+    </w:pPr>
+  </w:style>
 </w:styles>
 </file>